--- a/Software_Project_Template/02_Governance_and_Equity/Master_Governance_Charter.docx
+++ b/Software_Project_Template/02_Governance_and_Equity/Master_Governance_Charter.docx
@@ -4,28 +4,25 @@
   <w:body>
     <w:p>
       <w:pPr>
-        <w:rPr>
-          <w:b/>
-          <w:bCs/>
-        </w:rPr>
-      </w:pPr>
-      <w:r>
-        <w:rPr>
-          <w:b/>
-          <w:bCs/>
-        </w:rPr>
+        <w:pStyle w:val="Title"/>
+      </w:pPr>
+      <w:r>
         <w:t>MASTER GOVERNANCE CHARTER</w:t>
       </w:r>
     </w:p>
     <w:p>
-      <w:r>
-        <w:pict>
+      <w:pPr>
+        <w:pStyle w:val="Heading1"/>
+      </w:pPr>
+      <w:r>
+        <w:pict w14:anchorId="75D0646A">
           <v:rect id="_x0000_i1025" style="width:0;height:1.5pt" o:hralign="center" o:hrstd="t" o:hr="t" fillcolor="#a0a0a0" stroked="f"/>
         </w:pict>
       </w:r>
     </w:p>
     <w:p>
       <w:pPr>
+        <w:pStyle w:val="Heading1"/>
         <w:rPr>
           <w:b/>
           <w:bCs/>
@@ -192,13 +189,14 @@
     </w:p>
     <w:p>
       <w:r>
-        <w:pict>
+        <w:pict w14:anchorId="56A92E2B">
           <v:rect id="_x0000_i1026" style="width:0;height:1.5pt" o:hralign="center" o:hrstd="t" o:hr="t" fillcolor="#a0a0a0" stroked="f"/>
         </w:pict>
       </w:r>
     </w:p>
     <w:p>
       <w:pPr>
+        <w:pStyle w:val="Heading1"/>
         <w:rPr>
           <w:b/>
           <w:bCs/>
@@ -263,6 +261,7 @@
         </w:numPr>
       </w:pPr>
       <w:r>
+        <w:lastRenderedPageBreak/>
         <w:t>Contribution expectations may be flexible</w:t>
       </w:r>
     </w:p>
@@ -290,7 +289,6 @@
     </w:p>
     <w:p>
       <w:r>
-        <w:lastRenderedPageBreak/>
         <w:t>However:</w:t>
       </w:r>
     </w:p>
@@ -314,13 +312,14 @@
     </w:p>
     <w:p>
       <w:r>
-        <w:pict>
+        <w:pict w14:anchorId="335D049C">
           <v:rect id="_x0000_i1027" style="width:0;height:1.5pt" o:hralign="center" o:hrstd="t" o:hr="t" fillcolor="#a0a0a0" stroked="f"/>
         </w:pict>
       </w:r>
     </w:p>
     <w:p>
       <w:pPr>
+        <w:pStyle w:val="Heading1"/>
         <w:rPr>
           <w:b/>
           <w:bCs/>
@@ -335,30 +334,83 @@
       </w:r>
     </w:p>
     <w:p>
-      <w:r>
-        <w:t>Total Equity = 100%</w:t>
-      </w:r>
-    </w:p>
-    <w:p>
-      <w:pPr>
-        <w:numPr>
-          <w:ilvl w:val="0"/>
-          <w:numId w:val="5"/>
-        </w:numPr>
-      </w:pPr>
-      <w:r>
-        <w:t>70% Founders Allocation Pool</w:t>
-      </w:r>
-    </w:p>
-    <w:p>
-      <w:pPr>
-        <w:numPr>
-          <w:ilvl w:val="0"/>
-          <w:numId w:val="5"/>
-        </w:numPr>
-      </w:pPr>
-      <w:r>
-        <w:t>30% Reserve Pool</w:t>
+      <w:pPr>
+        <w:rPr>
+          <w:lang w:val="en-US"/>
+        </w:rPr>
+      </w:pPr>
+      <w:r>
+        <w:rPr>
+          <w:lang w:val="en-US"/>
+        </w:rPr>
+        <w:t>Total equity is divided into three pools:</w:t>
+      </w:r>
+    </w:p>
+    <w:p>
+      <w:pPr>
+        <w:pStyle w:val="ListParagraph"/>
+        <w:numPr>
+          <w:ilvl w:val="0"/>
+          <w:numId w:val="3"/>
+        </w:numPr>
+        <w:rPr>
+          <w:lang w:val="en-US"/>
+        </w:rPr>
+      </w:pPr>
+      <w:r>
+        <w:rPr>
+          <w:lang w:val="en-US"/>
+        </w:rPr>
+        <w:t>Main Pool – 60% of total equity (70% if there are no Contributors)</w:t>
+      </w:r>
+    </w:p>
+    <w:p>
+      <w:pPr>
+        <w:pStyle w:val="ListParagraph"/>
+        <w:numPr>
+          <w:ilvl w:val="0"/>
+          <w:numId w:val="3"/>
+        </w:numPr>
+        <w:rPr>
+          <w:lang w:val="en-US"/>
+        </w:rPr>
+      </w:pPr>
+      <w:r>
+        <w:rPr>
+          <w:lang w:val="en-US"/>
+        </w:rPr>
+        <w:t>Contributor Pool – 10% of total equity (0% if there are no Contributors)</w:t>
+      </w:r>
+    </w:p>
+    <w:p>
+      <w:pPr>
+        <w:pStyle w:val="ListParagraph"/>
+        <w:numPr>
+          <w:ilvl w:val="0"/>
+          <w:numId w:val="3"/>
+        </w:numPr>
+        <w:rPr>
+          <w:lang w:val="en-US"/>
+        </w:rPr>
+      </w:pPr>
+      <w:r>
+        <w:rPr>
+          <w:lang w:val="en-US"/>
+        </w:rPr>
+        <w:t>Reserve Pool – 30% of total equity (unchanged)</w:t>
+      </w:r>
+    </w:p>
+    <w:p>
+      <w:pPr>
+        <w:rPr>
+          <w:lang w:val="en-US"/>
+        </w:rPr>
+      </w:pPr>
+      <w:r>
+        <w:rPr>
+          <w:lang w:val="en-US"/>
+        </w:rPr>
+        <w:t>The Main Pool is allocated to Ideators, Operators and Founders according to role weights (Section 4). The Contributor Pool is shared by Contributors and can be earned proportionally to contribution. The Reserve Pool is retained for future hires, advisors, investors, performance bonuses and reclaimed unvested equity.</w:t>
       </w:r>
     </w:p>
     <w:p>
@@ -428,24 +480,547 @@
     </w:p>
     <w:p>
       <w:r>
-        <w:pict>
+        <w:pict w14:anchorId="1286981C">
           <v:rect id="_x0000_i1028" style="width:0;height:1.5pt" o:hralign="center" o:hrstd="t" o:hr="t" fillcolor="#a0a0a0" stroked="f"/>
         </w:pict>
       </w:r>
     </w:p>
     <w:p>
       <w:pPr>
-        <w:rPr>
-          <w:b/>
-          <w:bCs/>
-        </w:rPr>
-      </w:pPr>
-      <w:r>
-        <w:rPr>
-          <w:b/>
-          <w:bCs/>
-        </w:rPr>
-        <w:t>4. Non-Negotiable Principle</w:t>
+        <w:pStyle w:val="Heading1"/>
+        <w:rPr>
+          <w:b/>
+          <w:bCs/>
+        </w:rPr>
+      </w:pPr>
+      <w:r>
+        <w:rPr>
+          <w:b/>
+          <w:bCs/>
+        </w:rPr>
+        <w:t xml:space="preserve">4. </w:t>
+      </w:r>
+      <w:r>
+        <w:rPr>
+          <w:b/>
+          <w:bCs/>
+        </w:rPr>
+        <w:t>Role Definitions &amp; Weights</w:t>
+      </w:r>
+    </w:p>
+    <w:p>
+      <w:pPr>
+        <w:rPr>
+          <w:lang w:val="en-US"/>
+        </w:rPr>
+      </w:pPr>
+      <w:r>
+        <w:rPr>
+          <w:lang w:val="en-US"/>
+        </w:rPr>
+        <w:t>Roles in this project have different responsibilities and relative weights for equity allocation:</w:t>
+      </w:r>
+    </w:p>
+    <w:tbl>
+      <w:tblPr>
+        <w:tblStyle w:val="TableGrid"/>
+        <w:tblW w:w="0" w:type="auto"/>
+        <w:tblLook w:val="04A0" w:firstRow="1" w:lastRow="0" w:firstColumn="1" w:lastColumn="0" w:noHBand="0" w:noVBand="1"/>
+      </w:tblPr>
+      <w:tblGrid>
+        <w:gridCol w:w="2880"/>
+        <w:gridCol w:w="2880"/>
+        <w:gridCol w:w="2880"/>
+      </w:tblGrid>
+      <w:tr>
+        <w:tc>
+          <w:tcPr>
+            <w:tcW w:w="2880" w:type="dxa"/>
+            <w:hideMark/>
+          </w:tcPr>
+          <w:p>
+            <w:pPr>
+              <w:spacing w:after="160" w:line="278" w:lineRule="auto"/>
+              <w:rPr>
+                <w:sz w:val="16"/>
+                <w:szCs w:val="16"/>
+                <w:lang w:val="en-US"/>
+              </w:rPr>
+            </w:pPr>
+            <w:r>
+              <w:rPr>
+                <w:sz w:val="16"/>
+                <w:szCs w:val="16"/>
+                <w:lang w:val="en-US"/>
+              </w:rPr>
+              <w:t>Role</w:t>
+            </w:r>
+          </w:p>
+        </w:tc>
+        <w:tc>
+          <w:tcPr>
+            <w:tcW w:w="2880" w:type="dxa"/>
+            <w:hideMark/>
+          </w:tcPr>
+          <w:p>
+            <w:pPr>
+              <w:spacing w:after="160" w:line="278" w:lineRule="auto"/>
+              <w:rPr>
+                <w:sz w:val="16"/>
+                <w:szCs w:val="16"/>
+                <w:lang w:val="en-US"/>
+              </w:rPr>
+            </w:pPr>
+            <w:r>
+              <w:rPr>
+                <w:sz w:val="16"/>
+                <w:szCs w:val="16"/>
+                <w:lang w:val="en-US"/>
+              </w:rPr>
+              <w:t>Description</w:t>
+            </w:r>
+          </w:p>
+        </w:tc>
+        <w:tc>
+          <w:tcPr>
+            <w:tcW w:w="2880" w:type="dxa"/>
+            <w:hideMark/>
+          </w:tcPr>
+          <w:p>
+            <w:pPr>
+              <w:spacing w:after="160" w:line="278" w:lineRule="auto"/>
+              <w:rPr>
+                <w:sz w:val="16"/>
+                <w:szCs w:val="16"/>
+                <w:lang w:val="en-US"/>
+              </w:rPr>
+            </w:pPr>
+            <w:r>
+              <w:rPr>
+                <w:sz w:val="16"/>
+                <w:szCs w:val="16"/>
+                <w:lang w:val="en-US"/>
+              </w:rPr>
+              <w:t>Weight</w:t>
+            </w:r>
+          </w:p>
+        </w:tc>
+      </w:tr>
+      <w:tr>
+        <w:tc>
+          <w:tcPr>
+            <w:tcW w:w="2880" w:type="dxa"/>
+            <w:hideMark/>
+          </w:tcPr>
+          <w:p>
+            <w:pPr>
+              <w:spacing w:after="160" w:line="278" w:lineRule="auto"/>
+              <w:rPr>
+                <w:sz w:val="16"/>
+                <w:szCs w:val="16"/>
+                <w:lang w:val="en-US"/>
+              </w:rPr>
+            </w:pPr>
+            <w:proofErr w:type="spellStart"/>
+            <w:r>
+              <w:rPr>
+                <w:sz w:val="16"/>
+                <w:szCs w:val="16"/>
+                <w:lang w:val="en-US"/>
+              </w:rPr>
+              <w:lastRenderedPageBreak/>
+              <w:t>Ideator</w:t>
+            </w:r>
+            <w:proofErr w:type="spellEnd"/>
+          </w:p>
+        </w:tc>
+        <w:tc>
+          <w:tcPr>
+            <w:tcW w:w="2880" w:type="dxa"/>
+            <w:hideMark/>
+          </w:tcPr>
+          <w:p>
+            <w:pPr>
+              <w:spacing w:after="160" w:line="278" w:lineRule="auto"/>
+              <w:rPr>
+                <w:sz w:val="16"/>
+                <w:szCs w:val="16"/>
+                <w:lang w:val="en-US"/>
+              </w:rPr>
+            </w:pPr>
+            <w:r>
+              <w:rPr>
+                <w:sz w:val="16"/>
+                <w:szCs w:val="16"/>
+                <w:lang w:val="en-US"/>
+              </w:rPr>
+              <w:t>Originator of the concept and initial strategic architect</w:t>
+            </w:r>
+          </w:p>
+        </w:tc>
+        <w:tc>
+          <w:tcPr>
+            <w:tcW w:w="2880" w:type="dxa"/>
+            <w:hideMark/>
+          </w:tcPr>
+          <w:p>
+            <w:pPr>
+              <w:spacing w:after="160" w:line="278" w:lineRule="auto"/>
+              <w:rPr>
+                <w:sz w:val="16"/>
+                <w:szCs w:val="16"/>
+                <w:lang w:val="en-US"/>
+              </w:rPr>
+            </w:pPr>
+            <w:r>
+              <w:rPr>
+                <w:sz w:val="16"/>
+                <w:szCs w:val="16"/>
+                <w:lang w:val="en-US"/>
+              </w:rPr>
+              <w:t>1.15</w:t>
+            </w:r>
+          </w:p>
+        </w:tc>
+      </w:tr>
+      <w:tr>
+        <w:tc>
+          <w:tcPr>
+            <w:tcW w:w="2880" w:type="dxa"/>
+            <w:hideMark/>
+          </w:tcPr>
+          <w:p>
+            <w:pPr>
+              <w:spacing w:after="160" w:line="278" w:lineRule="auto"/>
+              <w:rPr>
+                <w:sz w:val="16"/>
+                <w:szCs w:val="16"/>
+                <w:lang w:val="en-US"/>
+              </w:rPr>
+            </w:pPr>
+            <w:r>
+              <w:rPr>
+                <w:sz w:val="16"/>
+                <w:szCs w:val="16"/>
+                <w:lang w:val="en-US"/>
+              </w:rPr>
+              <w:t>Operator</w:t>
+            </w:r>
+          </w:p>
+        </w:tc>
+        <w:tc>
+          <w:tcPr>
+            <w:tcW w:w="2880" w:type="dxa"/>
+            <w:hideMark/>
+          </w:tcPr>
+          <w:p>
+            <w:pPr>
+              <w:spacing w:after="160" w:line="278" w:lineRule="auto"/>
+              <w:rPr>
+                <w:sz w:val="16"/>
+                <w:szCs w:val="16"/>
+                <w:lang w:val="en-US"/>
+              </w:rPr>
+            </w:pPr>
+            <w:r>
+              <w:rPr>
+                <w:sz w:val="16"/>
+                <w:szCs w:val="16"/>
+                <w:lang w:val="en-US"/>
+              </w:rPr>
+              <w:t>Project lead responsible for execution, planning and coordination</w:t>
+            </w:r>
+          </w:p>
+        </w:tc>
+        <w:tc>
+          <w:tcPr>
+            <w:tcW w:w="2880" w:type="dxa"/>
+            <w:hideMark/>
+          </w:tcPr>
+          <w:p>
+            <w:pPr>
+              <w:spacing w:after="160" w:line="278" w:lineRule="auto"/>
+              <w:rPr>
+                <w:sz w:val="16"/>
+                <w:szCs w:val="16"/>
+                <w:lang w:val="en-US"/>
+              </w:rPr>
+            </w:pPr>
+            <w:r>
+              <w:rPr>
+                <w:sz w:val="16"/>
+                <w:szCs w:val="16"/>
+                <w:lang w:val="en-US"/>
+              </w:rPr>
+              <w:t>1.00</w:t>
+            </w:r>
+          </w:p>
+        </w:tc>
+      </w:tr>
+      <w:tr>
+        <w:tc>
+          <w:tcPr>
+            <w:tcW w:w="2880" w:type="dxa"/>
+            <w:hideMark/>
+          </w:tcPr>
+          <w:p>
+            <w:pPr>
+              <w:spacing w:after="160" w:line="278" w:lineRule="auto"/>
+              <w:rPr>
+                <w:sz w:val="16"/>
+                <w:szCs w:val="16"/>
+                <w:lang w:val="en-US"/>
+              </w:rPr>
+            </w:pPr>
+            <w:r>
+              <w:rPr>
+                <w:sz w:val="16"/>
+                <w:szCs w:val="16"/>
+                <w:lang w:val="en-US"/>
+              </w:rPr>
+              <w:t>Founder</w:t>
+            </w:r>
+          </w:p>
+        </w:tc>
+        <w:tc>
+          <w:tcPr>
+            <w:tcW w:w="2880" w:type="dxa"/>
+            <w:hideMark/>
+          </w:tcPr>
+          <w:p>
+            <w:pPr>
+              <w:spacing w:after="160" w:line="278" w:lineRule="auto"/>
+              <w:rPr>
+                <w:sz w:val="16"/>
+                <w:szCs w:val="16"/>
+                <w:lang w:val="en-US"/>
+              </w:rPr>
+            </w:pPr>
+            <w:r>
+              <w:rPr>
+                <w:sz w:val="16"/>
+                <w:szCs w:val="16"/>
+                <w:lang w:val="en-US"/>
+              </w:rPr>
+              <w:t>Early team member committing to build and scale the project</w:t>
+            </w:r>
+          </w:p>
+        </w:tc>
+        <w:tc>
+          <w:tcPr>
+            <w:tcW w:w="2880" w:type="dxa"/>
+            <w:hideMark/>
+          </w:tcPr>
+          <w:p>
+            <w:pPr>
+              <w:spacing w:after="160" w:line="278" w:lineRule="auto"/>
+              <w:rPr>
+                <w:sz w:val="16"/>
+                <w:szCs w:val="16"/>
+                <w:lang w:val="en-US"/>
+              </w:rPr>
+            </w:pPr>
+            <w:r>
+              <w:rPr>
+                <w:sz w:val="16"/>
+                <w:szCs w:val="16"/>
+                <w:lang w:val="en-US"/>
+              </w:rPr>
+              <w:t>0.65</w:t>
+            </w:r>
+          </w:p>
+        </w:tc>
+      </w:tr>
+      <w:tr>
+        <w:tc>
+          <w:tcPr>
+            <w:tcW w:w="2880" w:type="dxa"/>
+            <w:hideMark/>
+          </w:tcPr>
+          <w:p>
+            <w:pPr>
+              <w:spacing w:after="160" w:line="278" w:lineRule="auto"/>
+              <w:rPr>
+                <w:sz w:val="16"/>
+                <w:szCs w:val="16"/>
+                <w:lang w:val="en-US"/>
+              </w:rPr>
+            </w:pPr>
+            <w:r>
+              <w:rPr>
+                <w:sz w:val="16"/>
+                <w:szCs w:val="16"/>
+                <w:lang w:val="en-US"/>
+              </w:rPr>
+              <w:t>Contributor</w:t>
+            </w:r>
+          </w:p>
+        </w:tc>
+        <w:tc>
+          <w:tcPr>
+            <w:tcW w:w="2880" w:type="dxa"/>
+            <w:hideMark/>
+          </w:tcPr>
+          <w:p>
+            <w:pPr>
+              <w:spacing w:after="160" w:line="278" w:lineRule="auto"/>
+              <w:rPr>
+                <w:sz w:val="16"/>
+                <w:szCs w:val="16"/>
+                <w:lang w:val="en-US"/>
+              </w:rPr>
+            </w:pPr>
+            <w:r>
+              <w:rPr>
+                <w:sz w:val="16"/>
+                <w:szCs w:val="16"/>
+                <w:lang w:val="en-US"/>
+              </w:rPr>
+              <w:t>Participant who contributes specific skills or outputs</w:t>
+            </w:r>
+          </w:p>
+        </w:tc>
+        <w:tc>
+          <w:tcPr>
+            <w:tcW w:w="2880" w:type="dxa"/>
+            <w:hideMark/>
+          </w:tcPr>
+          <w:p>
+            <w:pPr>
+              <w:spacing w:after="160" w:line="278" w:lineRule="auto"/>
+              <w:rPr>
+                <w:sz w:val="16"/>
+                <w:szCs w:val="16"/>
+                <w:lang w:val="en-US"/>
+              </w:rPr>
+            </w:pPr>
+            <w:r>
+              <w:rPr>
+                <w:sz w:val="16"/>
+                <w:szCs w:val="16"/>
+                <w:lang w:val="en-US"/>
+              </w:rPr>
+              <w:t>N/A</w:t>
+            </w:r>
+          </w:p>
+        </w:tc>
+      </w:tr>
+    </w:tbl>
+    <w:p>
+      <w:pPr>
+        <w:rPr>
+          <w:lang w:val="en-US"/>
+        </w:rPr>
+      </w:pPr>
+      <w:r>
+        <w:rPr>
+          <w:lang w:val="en-US"/>
+        </w:rPr>
+        <w:t xml:space="preserve">For equity calculations the total weight is the sum of the role weights across all Ideators, Operators and Founders. Each </w:t>
+      </w:r>
+      <w:proofErr w:type="spellStart"/>
+      <w:r>
+        <w:rPr>
+          <w:lang w:val="en-US"/>
+        </w:rPr>
+        <w:t>Ideator</w:t>
+      </w:r>
+      <w:proofErr w:type="spellEnd"/>
+      <w:r>
+        <w:rPr>
+          <w:lang w:val="en-US"/>
+        </w:rPr>
+        <w:t xml:space="preserve"> receives (Main Pool × 1.15 / Total Weight) equity; each Operator receives (Main Pool × 1.00 / Total Weight); each Founder receives (Main Pool × 0.65 / Total Weight). Contributors share the Contributor Pool equally or according to contribution scoring.</w:t>
+      </w:r>
+    </w:p>
+    <w:p>
+      <w:pPr>
+        <w:pStyle w:val="Heading2"/>
+        <w:rPr>
+          <w:lang w:val="en-US"/>
+        </w:rPr>
+      </w:pPr>
+      <w:r>
+        <w:rPr>
+          <w:lang w:val="en-US"/>
+        </w:rPr>
+        <w:t>4</w:t>
+      </w:r>
+      <w:r>
+        <w:rPr>
+          <w:lang w:val="en-US"/>
+        </w:rPr>
+        <w:t>.</w:t>
+      </w:r>
+      <w:r>
+        <w:rPr>
+          <w:lang w:val="en-US"/>
+        </w:rPr>
+        <w:t>1</w:t>
+      </w:r>
+      <w:r>
+        <w:rPr>
+          <w:lang w:val="en-US"/>
+        </w:rPr>
+        <w:t xml:space="preserve"> No</w:t>
+      </w:r>
+      <w:r>
+        <w:rPr>
+          <w:lang w:val="en-US"/>
+        </w:rPr>
+        <w:noBreakHyphen/>
+        <w:t>Contributor Reallocation Rule</w:t>
+      </w:r>
+    </w:p>
+    <w:p>
+      <w:pPr>
+        <w:rPr>
+          <w:lang w:val="en-US"/>
+        </w:rPr>
+      </w:pPr>
+      <w:r>
+        <w:rPr>
+          <w:lang w:val="en-US"/>
+        </w:rPr>
+        <w:t>If no Contributors are part of a pathway, the 10% Contributor Pool is redistributed to the Main Pool, making the Main Pool 70% and the Contributor Pool 0%. The Reserve Pool remains 30%. The weighting formula still applies within the expanded Main Pool.</w:t>
+      </w:r>
+    </w:p>
+    <w:p>
+      <w:pPr>
+        <w:rPr>
+          <w:lang w:val="en-US"/>
+        </w:rPr>
+      </w:pPr>
+    </w:p>
+    <w:p>
+      <w:r>
+        <w:pict w14:anchorId="50862FEE">
+          <v:rect id="_x0000_i1055" style="width:0;height:1.5pt" o:hralign="center" o:bullet="t" o:hrstd="t" o:hr="t" fillcolor="#a0a0a0" stroked="f"/>
+        </w:pict>
+      </w:r>
+    </w:p>
+    <w:p/>
+    <w:p>
+      <w:pPr>
+        <w:pStyle w:val="Heading1"/>
+        <w:rPr>
+          <w:b/>
+          <w:bCs/>
+        </w:rPr>
+      </w:pPr>
+      <w:r>
+        <w:rPr>
+          <w:b/>
+          <w:bCs/>
+        </w:rPr>
+        <w:t>5</w:t>
+      </w:r>
+      <w:r>
+        <w:rPr>
+          <w:b/>
+          <w:bCs/>
+        </w:rPr>
+        <w:t>. Non-Negotiable Principle</w:t>
       </w:r>
     </w:p>
     <w:p>
@@ -493,24 +1068,32 @@
     </w:p>
     <w:p>
       <w:r>
-        <w:pict>
-          <v:rect id="_x0000_i1029" style="width:0;height:1.5pt" o:hralign="center" o:hrstd="t" o:hr="t" fillcolor="#a0a0a0" stroked="f"/>
+        <w:pict w14:anchorId="6F455D12">
+          <v:rect id="_x0000_i1056" style="width:0;height:1.5pt" o:hralign="center" o:hrstd="t" o:hr="t" fillcolor="#a0a0a0" stroked="f"/>
         </w:pict>
       </w:r>
     </w:p>
     <w:p>
       <w:pPr>
-        <w:rPr>
-          <w:b/>
-          <w:bCs/>
-        </w:rPr>
-      </w:pPr>
-      <w:r>
-        <w:rPr>
-          <w:b/>
-          <w:bCs/>
-        </w:rPr>
-        <w:t>5. First Earnings Equal Distribution Clause</w:t>
+        <w:pStyle w:val="Heading1"/>
+        <w:rPr>
+          <w:b/>
+          <w:bCs/>
+        </w:rPr>
+      </w:pPr>
+      <w:r>
+        <w:rPr>
+          <w:b/>
+          <w:bCs/>
+        </w:rPr>
+        <w:t>6</w:t>
+      </w:r>
+      <w:r>
+        <w:rPr>
+          <w:b/>
+          <w:bCs/>
+        </w:rPr>
+        <w:t>. First Earnings Equal Distribution Clause</w:t>
       </w:r>
     </w:p>
     <w:p>
@@ -655,24 +1238,32 @@
     </w:p>
     <w:p>
       <w:r>
-        <w:pict>
+        <w:pict w14:anchorId="46E99B6C">
           <v:rect id="_x0000_i1030" style="width:0;height:1.5pt" o:hralign="center" o:hrstd="t" o:hr="t" fillcolor="#a0a0a0" stroked="f"/>
         </w:pict>
       </w:r>
     </w:p>
     <w:p>
       <w:pPr>
-        <w:rPr>
-          <w:b/>
-          <w:bCs/>
-        </w:rPr>
-      </w:pPr>
-      <w:r>
-        <w:rPr>
-          <w:b/>
-          <w:bCs/>
-        </w:rPr>
-        <w:t>6. Governance Decision Structure</w:t>
+        <w:pStyle w:val="Heading1"/>
+        <w:rPr>
+          <w:b/>
+          <w:bCs/>
+        </w:rPr>
+      </w:pPr>
+      <w:r>
+        <w:rPr>
+          <w:b/>
+          <w:bCs/>
+        </w:rPr>
+        <w:t>7</w:t>
+      </w:r>
+      <w:r>
+        <w:rPr>
+          <w:b/>
+          <w:bCs/>
+        </w:rPr>
+        <w:t>. Governance Decision Structure</w:t>
       </w:r>
     </w:p>
     <w:p>
@@ -731,24 +1322,32 @@
     </w:p>
     <w:p>
       <w:r>
-        <w:pict>
+        <w:pict w14:anchorId="0AFC4F89">
           <v:rect id="_x0000_i1031" style="width:0;height:1.5pt" o:hralign="center" o:hrstd="t" o:hr="t" fillcolor="#a0a0a0" stroked="f"/>
         </w:pict>
       </w:r>
     </w:p>
     <w:p>
       <w:pPr>
-        <w:rPr>
-          <w:b/>
-          <w:bCs/>
-        </w:rPr>
-      </w:pPr>
-      <w:r>
-        <w:rPr>
-          <w:b/>
-          <w:bCs/>
-        </w:rPr>
-        <w:t>7. Culture Statement</w:t>
+        <w:pStyle w:val="Heading1"/>
+        <w:rPr>
+          <w:b/>
+          <w:bCs/>
+        </w:rPr>
+      </w:pPr>
+      <w:r>
+        <w:rPr>
+          <w:b/>
+          <w:bCs/>
+        </w:rPr>
+        <w:t>8</w:t>
+      </w:r>
+      <w:r>
+        <w:rPr>
+          <w:b/>
+          <w:bCs/>
+        </w:rPr>
+        <w:t>. Culture Statement</w:t>
       </w:r>
     </w:p>
     <w:p>
@@ -797,6 +1396,7 @@
         </w:numPr>
       </w:pPr>
       <w:r>
+        <w:lastRenderedPageBreak/>
         <w:t xml:space="preserve">Noblesse </w:t>
       </w:r>
       <w:proofErr w:type="gramStart"/>
@@ -813,7 +1413,6 @@
         </w:numPr>
       </w:pPr>
       <w:r>
-        <w:lastRenderedPageBreak/>
         <w:t>Long-term wealth building</w:t>
       </w:r>
     </w:p>
@@ -845,24 +1444,32 @@
     </w:p>
     <w:p>
       <w:r>
-        <w:pict>
+        <w:pict w14:anchorId="0C83F152">
           <v:rect id="_x0000_i1032" style="width:0;height:1.5pt" o:hralign="center" o:hrstd="t" o:hr="t" fillcolor="#a0a0a0" stroked="f"/>
         </w:pict>
       </w:r>
     </w:p>
     <w:p>
       <w:pPr>
-        <w:rPr>
-          <w:b/>
-          <w:bCs/>
-        </w:rPr>
-      </w:pPr>
-      <w:r>
-        <w:rPr>
-          <w:b/>
-          <w:bCs/>
-        </w:rPr>
-        <w:t>8. Amendments</w:t>
+        <w:pStyle w:val="Heading1"/>
+        <w:rPr>
+          <w:b/>
+          <w:bCs/>
+        </w:rPr>
+      </w:pPr>
+      <w:r>
+        <w:rPr>
+          <w:b/>
+          <w:bCs/>
+        </w:rPr>
+        <w:t>9</w:t>
+      </w:r>
+      <w:r>
+        <w:rPr>
+          <w:b/>
+          <w:bCs/>
+        </w:rPr>
+        <w:t>. Amendments</w:t>
       </w:r>
     </w:p>
     <w:p>
@@ -910,24 +1517,32 @@
     </w:p>
     <w:p>
       <w:r>
-        <w:pict>
+        <w:pict w14:anchorId="3CCD9342">
           <v:rect id="_x0000_i1033" style="width:0;height:1.5pt" o:hralign="center" o:hrstd="t" o:hr="t" fillcolor="#a0a0a0" stroked="f"/>
         </w:pict>
       </w:r>
     </w:p>
     <w:p>
       <w:pPr>
-        <w:rPr>
-          <w:b/>
-          <w:bCs/>
-        </w:rPr>
-      </w:pPr>
-      <w:r>
-        <w:rPr>
-          <w:b/>
-          <w:bCs/>
-        </w:rPr>
-        <w:t>9. Acknowledgment</w:t>
+        <w:pStyle w:val="Heading1"/>
+        <w:rPr>
+          <w:b/>
+          <w:bCs/>
+        </w:rPr>
+      </w:pPr>
+      <w:r>
+        <w:rPr>
+          <w:b/>
+          <w:bCs/>
+        </w:rPr>
+        <w:t>10</w:t>
+      </w:r>
+      <w:r>
+        <w:rPr>
+          <w:b/>
+          <w:bCs/>
+        </w:rPr>
+        <w:t>. Acknowledgment</w:t>
       </w:r>
     </w:p>
     <w:p>
@@ -1022,24 +1637,40 @@
     </w:p>
     <w:p>
       <w:r>
-        <w:pict>
-          <v:rect id="_x0000_i1108" style="width:0;height:1.5pt" o:hralign="center" o:hrstd="t" o:hr="t" fillcolor="#a0a0a0" stroked="f"/>
+        <w:pict w14:anchorId="359714DB">
+          <v:rect id="_x0000_i1034" style="width:0;height:1.5pt" o:hralign="center" o:hrstd="t" o:hr="t" fillcolor="#a0a0a0" stroked="f"/>
         </w:pict>
       </w:r>
     </w:p>
     <w:p>
       <w:pPr>
-        <w:rPr>
-          <w:b/>
-          <w:bCs/>
-        </w:rPr>
-      </w:pPr>
-      <w:r>
-        <w:rPr>
-          <w:b/>
-          <w:bCs/>
-        </w:rPr>
-        <w:t>10. Strategic Capital Expansion Clause</w:t>
+        <w:pStyle w:val="Heading1"/>
+        <w:rPr>
+          <w:b/>
+          <w:bCs/>
+        </w:rPr>
+      </w:pPr>
+      <w:r>
+        <w:rPr>
+          <w:b/>
+          <w:bCs/>
+        </w:rPr>
+        <w:lastRenderedPageBreak/>
+        <w:t>1</w:t>
+      </w:r>
+      <w:r>
+        <w:rPr>
+          <w:b/>
+          <w:bCs/>
+        </w:rPr>
+        <w:t>1</w:t>
+      </w:r>
+      <w:r>
+        <w:rPr>
+          <w:b/>
+          <w:bCs/>
+        </w:rPr>
+        <w:t>. Strategic Capital Expansion Clause</w:t>
       </w:r>
     </w:p>
     <w:p>
@@ -1054,281 +1685,325 @@
     </w:p>
     <w:p>
       <w:r>
+        <w:t>This clause ensures flexibility without undermining fairness.</w:t>
+      </w:r>
+    </w:p>
+    <w:p>
+      <w:r>
+        <w:pict w14:anchorId="0007F326">
+          <v:rect id="_x0000_i1035" style="width:0;height:1.5pt" o:hralign="center" o:hrstd="t" o:hr="t" fillcolor="#a0a0a0" stroked="f"/>
+        </w:pict>
+      </w:r>
+    </w:p>
+    <w:p>
+      <w:pPr>
+        <w:pStyle w:val="Heading1"/>
+        <w:rPr>
+          <w:b/>
+          <w:bCs/>
+        </w:rPr>
+      </w:pPr>
+      <w:r>
+        <w:rPr>
+          <w:b/>
+          <w:bCs/>
+        </w:rPr>
+        <w:t>1</w:t>
+      </w:r>
+      <w:r>
+        <w:rPr>
+          <w:b/>
+          <w:bCs/>
+        </w:rPr>
+        <w:t>2</w:t>
+      </w:r>
+      <w:r>
+        <w:rPr>
+          <w:b/>
+          <w:bCs/>
+        </w:rPr>
+        <w:t>. Trigger Condition</w:t>
+      </w:r>
+    </w:p>
+    <w:p>
+      <w:r>
+        <w:t>Mutual dilution may only occur if:</w:t>
+      </w:r>
+    </w:p>
+    <w:p>
+      <w:pPr>
+        <w:numPr>
+          <w:ilvl w:val="0"/>
+          <w:numId w:val="14"/>
+        </w:numPr>
+      </w:pPr>
+      <w:r>
+        <w:t>A credible investor presents a formal investment offer.</w:t>
+      </w:r>
+    </w:p>
+    <w:p>
+      <w:pPr>
+        <w:numPr>
+          <w:ilvl w:val="0"/>
+          <w:numId w:val="14"/>
+        </w:numPr>
+      </w:pPr>
+      <w:r>
+        <w:t>The offer materially advances the project (capital, distribution, infrastructure, regulatory leverage, etc.).</w:t>
+      </w:r>
+    </w:p>
+    <w:p>
+      <w:pPr>
+        <w:numPr>
+          <w:ilvl w:val="0"/>
+          <w:numId w:val="14"/>
+        </w:numPr>
+      </w:pPr>
+      <w:r>
+        <w:t xml:space="preserve">At least </w:t>
+      </w:r>
+      <w:r>
+        <w:rPr>
+          <w:b/>
+          <w:bCs/>
+        </w:rPr>
+        <w:t>85% of Founders (by headcount, not equity weight)</w:t>
+      </w:r>
+      <w:r>
+        <w:t xml:space="preserve"> approve the dilution.</w:t>
+      </w:r>
+    </w:p>
+    <w:p>
+      <w:pPr>
+        <w:numPr>
+          <w:ilvl w:val="0"/>
+          <w:numId w:val="14"/>
+        </w:numPr>
+      </w:pPr>
+      <w:r>
+        <w:t>Approval is documented in Governance records.</w:t>
+      </w:r>
+    </w:p>
+    <w:p>
+      <w:r>
+        <w:t>No unilateral authority may initiate dilution.</w:t>
+      </w:r>
+    </w:p>
+    <w:p>
+      <w:r>
+        <w:pict w14:anchorId="4C07A743">
+          <v:rect id="_x0000_i1036" style="width:0;height:1.5pt" o:hralign="center" o:hrstd="t" o:hr="t" fillcolor="#a0a0a0" stroked="f"/>
+        </w:pict>
+      </w:r>
+    </w:p>
+    <w:p>
+      <w:pPr>
+        <w:pStyle w:val="Heading1"/>
+        <w:rPr>
+          <w:b/>
+          <w:bCs/>
+        </w:rPr>
+      </w:pPr>
+      <w:r>
+        <w:rPr>
+          <w:b/>
+          <w:bCs/>
+        </w:rPr>
+        <w:t>1</w:t>
+      </w:r>
+      <w:r>
+        <w:rPr>
+          <w:b/>
+          <w:bCs/>
+        </w:rPr>
+        <w:t>3</w:t>
+      </w:r>
+      <w:r>
+        <w:rPr>
+          <w:b/>
+          <w:bCs/>
+        </w:rPr>
+        <w:t>. Mutual Dilution Formula</w:t>
+      </w:r>
+    </w:p>
+    <w:p>
+      <w:r>
+        <w:t>If investor requests equity exceeding Reserve Pool:</w:t>
+      </w:r>
+    </w:p>
+    <w:p>
+      <w:r>
+        <w:t>Step 1: Allocate available Reserve Pool first.</w:t>
+      </w:r>
+    </w:p>
+    <w:p>
+      <w:r>
+        <w:t>Step 2: Remaining required equity (R) shall be proportionally diluted from all Founders based on current ownership percentage.</w:t>
+      </w:r>
+    </w:p>
+    <w:p>
+      <w:pPr>
+        <w:rPr>
+          <w:b/>
+          <w:bCs/>
+        </w:rPr>
+      </w:pPr>
+      <w:r>
+        <w:rPr>
+          <w:b/>
+          <w:bCs/>
+        </w:rPr>
+        <w:t>Formula:</w:t>
+      </w:r>
+    </w:p>
+    <w:p>
+      <w:r>
+        <w:t>If:</w:t>
+      </w:r>
+    </w:p>
+    <w:p>
+      <w:pPr>
+        <w:numPr>
+          <w:ilvl w:val="0"/>
+          <w:numId w:val="15"/>
+        </w:numPr>
+      </w:pPr>
+      <w:r>
+        <w:t>Investor Request = I%</w:t>
+      </w:r>
+    </w:p>
+    <w:p>
+      <w:pPr>
+        <w:numPr>
+          <w:ilvl w:val="0"/>
+          <w:numId w:val="15"/>
+        </w:numPr>
+      </w:pPr>
+      <w:r>
+        <w:t>Available Reserve = 30% (or remaining Reserve)</w:t>
+      </w:r>
+    </w:p>
+    <w:p>
+      <w:pPr>
+        <w:numPr>
+          <w:ilvl w:val="0"/>
+          <w:numId w:val="15"/>
+        </w:numPr>
+      </w:pPr>
+      <w:r>
+        <w:t>Excess Required = R%</w:t>
+      </w:r>
+    </w:p>
+    <w:p>
+      <w:r>
+        <w:t>Then:</w:t>
+      </w:r>
+    </w:p>
+    <w:p>
+      <w:r>
         <w:lastRenderedPageBreak/>
-        <w:t>This clause ensures flexibility without undermining fairness.</w:t>
-      </w:r>
-    </w:p>
-    <w:p>
-      <w:r>
-        <w:pict>
-          <v:rect id="_x0000_i1109" style="width:0;height:1.5pt" o:hralign="center" o:hrstd="t" o:hr="t" fillcolor="#a0a0a0" stroked="f"/>
+        <w:t>Each Founder’s new equity becomes:</w:t>
+      </w:r>
+    </w:p>
+    <w:p>
+      <w:r>
+        <w:t>New Equity = Current Equity × (1 − (R / Total Founder Equity Pool))</w:t>
+      </w:r>
+    </w:p>
+    <w:p>
+      <w:r>
+        <w:t>Where:</w:t>
+      </w:r>
+    </w:p>
+    <w:p>
+      <w:pPr>
+        <w:numPr>
+          <w:ilvl w:val="0"/>
+          <w:numId w:val="16"/>
+        </w:numPr>
+      </w:pPr>
+      <w:r>
+        <w:t>Total Founder Equity Pool = 70% (or current remaining founder pool)</w:t>
+      </w:r>
+    </w:p>
+    <w:p>
+      <w:r>
+        <w:t>This ensures:</w:t>
+      </w:r>
+    </w:p>
+    <w:p>
+      <w:pPr>
+        <w:numPr>
+          <w:ilvl w:val="0"/>
+          <w:numId w:val="17"/>
+        </w:numPr>
+      </w:pPr>
+      <w:r>
+        <w:t>Equal proportional dilution</w:t>
+      </w:r>
+    </w:p>
+    <w:p>
+      <w:pPr>
+        <w:numPr>
+          <w:ilvl w:val="0"/>
+          <w:numId w:val="17"/>
+        </w:numPr>
+      </w:pPr>
+      <w:r>
+        <w:t>No selective targeting</w:t>
+      </w:r>
+    </w:p>
+    <w:p>
+      <w:pPr>
+        <w:numPr>
+          <w:ilvl w:val="0"/>
+          <w:numId w:val="17"/>
+        </w:numPr>
+      </w:pPr>
+      <w:proofErr w:type="spellStart"/>
+      <w:r>
+        <w:t>Ideator</w:t>
+      </w:r>
+      <w:proofErr w:type="spellEnd"/>
+      <w:r>
+        <w:t xml:space="preserve"> and contributors diluted equally by ratio</w:t>
+      </w:r>
+    </w:p>
+    <w:p>
+      <w:r>
+        <w:pict w14:anchorId="5CA8807E">
+          <v:rect id="_x0000_i1037" style="width:0;height:1.5pt" o:hralign="center" o:hrstd="t" o:hr="t" fillcolor="#a0a0a0" stroked="f"/>
         </w:pict>
       </w:r>
     </w:p>
     <w:p>
       <w:pPr>
-        <w:rPr>
-          <w:b/>
-          <w:bCs/>
-        </w:rPr>
-      </w:pPr>
-      <w:r>
-        <w:rPr>
-          <w:b/>
-          <w:bCs/>
-        </w:rPr>
-        <w:t>11. Trigger Condition</w:t>
-      </w:r>
-    </w:p>
-    <w:p>
-      <w:r>
-        <w:t>Mutual dilution may only occur if:</w:t>
-      </w:r>
-    </w:p>
-    <w:p>
-      <w:pPr>
-        <w:numPr>
-          <w:ilvl w:val="0"/>
-          <w:numId w:val="14"/>
-        </w:numPr>
-      </w:pPr>
-      <w:r>
-        <w:t>A credible investor presents a formal investment offer.</w:t>
-      </w:r>
-    </w:p>
-    <w:p>
-      <w:pPr>
-        <w:numPr>
-          <w:ilvl w:val="0"/>
-          <w:numId w:val="14"/>
-        </w:numPr>
-      </w:pPr>
-      <w:r>
-        <w:t>The offer materially advances the project (capital, distribution, infrastructure, regulatory leverage, etc.).</w:t>
-      </w:r>
-    </w:p>
-    <w:p>
-      <w:pPr>
-        <w:numPr>
-          <w:ilvl w:val="0"/>
-          <w:numId w:val="14"/>
-        </w:numPr>
-      </w:pPr>
-      <w:r>
-        <w:t xml:space="preserve">At least </w:t>
-      </w:r>
-      <w:r>
-        <w:rPr>
-          <w:b/>
-          <w:bCs/>
-        </w:rPr>
-        <w:t>85% of Founders (by headcount, not equity weight)</w:t>
-      </w:r>
-      <w:r>
-        <w:t xml:space="preserve"> approve the dilution.</w:t>
-      </w:r>
-    </w:p>
-    <w:p>
-      <w:pPr>
-        <w:numPr>
-          <w:ilvl w:val="0"/>
-          <w:numId w:val="14"/>
-        </w:numPr>
-      </w:pPr>
-      <w:r>
-        <w:t>Approval is documented in Governance records.</w:t>
-      </w:r>
-    </w:p>
-    <w:p>
-      <w:r>
-        <w:t>No unilateral authority may initiate dilution.</w:t>
-      </w:r>
-    </w:p>
-    <w:p>
-      <w:r>
-        <w:pict>
-          <v:rect id="_x0000_i1110" style="width:0;height:1.5pt" o:hralign="center" o:hrstd="t" o:hr="t" fillcolor="#a0a0a0" stroked="f"/>
-        </w:pict>
-      </w:r>
-    </w:p>
-    <w:p>
-      <w:pPr>
-        <w:rPr>
-          <w:b/>
-          <w:bCs/>
-        </w:rPr>
-      </w:pPr>
-      <w:r>
-        <w:rPr>
-          <w:b/>
-          <w:bCs/>
-        </w:rPr>
-        <w:t>12. Mutual Dilution Formula</w:t>
-      </w:r>
-    </w:p>
-    <w:p>
-      <w:r>
-        <w:t>If investor requests equity exceeding Reserve Pool:</w:t>
-      </w:r>
-    </w:p>
-    <w:p>
-      <w:r>
-        <w:t>Step 1: Allocate available Reserve Pool first.</w:t>
-      </w:r>
-    </w:p>
-    <w:p>
-      <w:r>
-        <w:t>Step 2: Remaining required equity (R) shall be proportionally diluted from all Founders based on current ownership percentage.</w:t>
-      </w:r>
-    </w:p>
-    <w:p>
-      <w:pPr>
-        <w:rPr>
-          <w:b/>
-          <w:bCs/>
-        </w:rPr>
-      </w:pPr>
-      <w:r>
-        <w:rPr>
-          <w:b/>
-          <w:bCs/>
-        </w:rPr>
-        <w:t>Formula:</w:t>
-      </w:r>
-    </w:p>
-    <w:p>
-      <w:r>
-        <w:t>If:</w:t>
-      </w:r>
-    </w:p>
-    <w:p>
-      <w:pPr>
-        <w:numPr>
-          <w:ilvl w:val="0"/>
-          <w:numId w:val="15"/>
-        </w:numPr>
-      </w:pPr>
-      <w:r>
-        <w:t>Investor Request = I%</w:t>
-      </w:r>
-    </w:p>
-    <w:p>
-      <w:pPr>
-        <w:numPr>
-          <w:ilvl w:val="0"/>
-          <w:numId w:val="15"/>
-        </w:numPr>
-      </w:pPr>
-      <w:r>
-        <w:t>Available Reserve = 30% (or remaining Reserve)</w:t>
-      </w:r>
-    </w:p>
-    <w:p>
-      <w:pPr>
-        <w:numPr>
-          <w:ilvl w:val="0"/>
-          <w:numId w:val="15"/>
-        </w:numPr>
-      </w:pPr>
-      <w:r>
-        <w:t>Excess Required = R%</w:t>
-      </w:r>
-    </w:p>
-    <w:p>
-      <w:r>
-        <w:t>Then:</w:t>
-      </w:r>
-    </w:p>
-    <w:p>
-      <w:r>
-        <w:t>Each Founder’s new equity becomes:</w:t>
-      </w:r>
-    </w:p>
-    <w:p>
-      <w:r>
-        <w:t>New Equity = Current Equity × (1 − (R / Total Founder Equity Pool))</w:t>
-      </w:r>
-    </w:p>
-    <w:p>
-      <w:r>
-        <w:t>Where:</w:t>
-      </w:r>
-    </w:p>
-    <w:p>
-      <w:pPr>
-        <w:numPr>
-          <w:ilvl w:val="0"/>
-          <w:numId w:val="16"/>
-        </w:numPr>
-      </w:pPr>
-      <w:r>
-        <w:t>Total Founder Equity Pool = 70% (or current remaining founder pool)</w:t>
-      </w:r>
-    </w:p>
-    <w:p>
-      <w:r>
-        <w:t>This ensures:</w:t>
-      </w:r>
-    </w:p>
-    <w:p>
-      <w:pPr>
-        <w:numPr>
-          <w:ilvl w:val="0"/>
-          <w:numId w:val="17"/>
-        </w:numPr>
-      </w:pPr>
-      <w:r>
-        <w:t>Equal proportional dilution</w:t>
-      </w:r>
-    </w:p>
-    <w:p>
-      <w:pPr>
-        <w:numPr>
-          <w:ilvl w:val="0"/>
-          <w:numId w:val="17"/>
-        </w:numPr>
-      </w:pPr>
-      <w:r>
-        <w:t>No selective targeting</w:t>
-      </w:r>
-    </w:p>
-    <w:p>
-      <w:pPr>
-        <w:numPr>
-          <w:ilvl w:val="0"/>
-          <w:numId w:val="17"/>
-        </w:numPr>
-      </w:pPr>
-      <w:proofErr w:type="spellStart"/>
-      <w:r>
-        <w:lastRenderedPageBreak/>
-        <w:t>Ideator</w:t>
-      </w:r>
-      <w:proofErr w:type="spellEnd"/>
-      <w:r>
-        <w:t xml:space="preserve"> and contributors diluted equally by ratio</w:t>
-      </w:r>
-    </w:p>
-    <w:p>
-      <w:r>
-        <w:pict>
-          <v:rect id="_x0000_i1111" style="width:0;height:1.5pt" o:hralign="center" o:hrstd="t" o:hr="t" fillcolor="#a0a0a0" stroked="f"/>
-        </w:pict>
-      </w:r>
-    </w:p>
-    <w:p>
-      <w:pPr>
-        <w:rPr>
-          <w:b/>
-          <w:bCs/>
-        </w:rPr>
-      </w:pPr>
-      <w:r>
-        <w:rPr>
-          <w:b/>
-          <w:bCs/>
-        </w:rPr>
-        <w:t>13. Dilution Example</w:t>
+        <w:pStyle w:val="Heading1"/>
+        <w:rPr>
+          <w:b/>
+          <w:bCs/>
+        </w:rPr>
+      </w:pPr>
+      <w:r>
+        <w:rPr>
+          <w:b/>
+          <w:bCs/>
+        </w:rPr>
+        <w:t>1</w:t>
+      </w:r>
+      <w:r>
+        <w:rPr>
+          <w:b/>
+          <w:bCs/>
+        </w:rPr>
+        <w:t>4</w:t>
+      </w:r>
+      <w:r>
+        <w:rPr>
+          <w:b/>
+          <w:bCs/>
+        </w:rPr>
+        <w:t>. Dilution Example</w:t>
       </w:r>
     </w:p>
     <w:p>
@@ -1374,24 +2049,39 @@
     </w:p>
     <w:p>
       <w:r>
-        <w:pict>
-          <v:rect id="_x0000_i1112" style="width:0;height:1.5pt" o:hralign="center" o:hrstd="t" o:hr="t" fillcolor="#a0a0a0" stroked="f"/>
+        <w:pict w14:anchorId="4756505E">
+          <v:rect id="_x0000_i1038" style="width:0;height:1.5pt" o:hralign="center" o:hrstd="t" o:hr="t" fillcolor="#a0a0a0" stroked="f"/>
         </w:pict>
       </w:r>
     </w:p>
     <w:p>
       <w:pPr>
-        <w:rPr>
-          <w:b/>
-          <w:bCs/>
-        </w:rPr>
-      </w:pPr>
-      <w:r>
-        <w:rPr>
-          <w:b/>
-          <w:bCs/>
-        </w:rPr>
-        <w:t>14. Dilution Safeguards</w:t>
+        <w:pStyle w:val="Heading1"/>
+        <w:rPr>
+          <w:b/>
+          <w:bCs/>
+        </w:rPr>
+      </w:pPr>
+      <w:r>
+        <w:rPr>
+          <w:b/>
+          <w:bCs/>
+        </w:rPr>
+        <w:t>1</w:t>
+      </w:r>
+      <w:r>
+        <w:rPr>
+          <w:b/>
+          <w:bCs/>
+        </w:rPr>
+        <w:t>5</w:t>
+      </w:r>
+      <w:r>
+        <w:rPr>
+          <w:b/>
+          <w:bCs/>
+        </w:rPr>
+        <w:t>. Dilution Safeguards</w:t>
       </w:r>
     </w:p>
     <w:p>
@@ -1434,24 +2124,40 @@
     </w:p>
     <w:p>
       <w:r>
-        <w:pict>
-          <v:rect id="_x0000_i1113" style="width:0;height:1.5pt" o:hralign="center" o:hrstd="t" o:hr="t" fillcolor="#a0a0a0" stroked="f"/>
+        <w:pict w14:anchorId="555603E2">
+          <v:rect id="_x0000_i1039" style="width:0;height:1.5pt" o:hralign="center" o:hrstd="t" o:hr="t" fillcolor="#a0a0a0" stroked="f"/>
         </w:pict>
       </w:r>
     </w:p>
     <w:p>
       <w:pPr>
-        <w:rPr>
-          <w:b/>
-          <w:bCs/>
-        </w:rPr>
-      </w:pPr>
-      <w:r>
-        <w:rPr>
-          <w:b/>
-          <w:bCs/>
-        </w:rPr>
-        <w:t>15. Strategic Threshold</w:t>
+        <w:pStyle w:val="Heading1"/>
+        <w:rPr>
+          <w:b/>
+          <w:bCs/>
+        </w:rPr>
+      </w:pPr>
+      <w:r>
+        <w:rPr>
+          <w:b/>
+          <w:bCs/>
+        </w:rPr>
+        <w:lastRenderedPageBreak/>
+        <w:t>1</w:t>
+      </w:r>
+      <w:r>
+        <w:rPr>
+          <w:b/>
+          <w:bCs/>
+        </w:rPr>
+        <w:t>6</w:t>
+      </w:r>
+      <w:r>
+        <w:rPr>
+          <w:b/>
+          <w:bCs/>
+        </w:rPr>
+        <w:t>. Strategic Threshold</w:t>
       </w:r>
     </w:p>
     <w:p>
@@ -1488,8 +2194,8 @@
     </w:p>
     <w:p>
       <w:r>
-        <w:pict>
-          <v:rect id="_x0000_i1114" style="width:0;height:1.5pt" o:hralign="center" o:hrstd="t" o:hr="t" fillcolor="#a0a0a0" stroked="f"/>
+        <w:pict w14:anchorId="5FDFD7DB">
+          <v:rect id="_x0000_i1040" style="width:0;height:1.5pt" o:hralign="center" o:hrstd="t" o:hr="t" fillcolor="#a0a0a0" stroked="f"/>
         </w:pict>
       </w:r>
     </w:p>
@@ -1525,212 +2231,349 @@
     </w:p>
     <w:p>
       <w:r>
-        <w:pict>
-          <v:rect id="_x0000_i1115" style="width:0;height:1.5pt" o:hralign="center" o:hrstd="t" o:hr="t" fillcolor="#a0a0a0" stroked="f"/>
+        <w:pict w14:anchorId="2968D5D6">
+          <v:rect id="_x0000_i1041" style="width:0;height:1.5pt" o:hralign="center" o:hrstd="t" o:hr="t" fillcolor="#a0a0a0" stroked="f"/>
         </w:pict>
       </w:r>
     </w:p>
     <w:p>
       <w:pPr>
-        <w:rPr>
-          <w:b/>
-          <w:bCs/>
-        </w:rPr>
-      </w:pPr>
-      <w:r>
-        <w:rPr>
-          <w:b/>
-          <w:bCs/>
-        </w:rPr>
+        <w:pStyle w:val="Heading1"/>
+        <w:rPr>
+          <w:b/>
+          <w:bCs/>
+        </w:rPr>
+      </w:pPr>
+      <w:r>
+        <w:rPr>
+          <w:b/>
+          <w:bCs/>
+        </w:rPr>
+        <w:t>1</w:t>
+      </w:r>
+      <w:r>
+        <w:rPr>
+          <w:b/>
+          <w:bCs/>
+        </w:rPr>
+        <w:t>7</w:t>
+      </w:r>
+      <w:r>
+        <w:rPr>
+          <w:b/>
+          <w:bCs/>
+        </w:rPr>
+        <w:t>. Pre-Participation Confidentiality</w:t>
+      </w:r>
+    </w:p>
+    <w:p>
+      <w:r>
+        <w:t>Any individual reviewing project materials prior to formal joining must agree to:</w:t>
+      </w:r>
+    </w:p>
+    <w:p>
+      <w:pPr>
+        <w:numPr>
+          <w:ilvl w:val="0"/>
+          <w:numId w:val="20"/>
+        </w:numPr>
+      </w:pPr>
+      <w:r>
+        <w:t>Non-Disclosure of proprietary information</w:t>
+      </w:r>
+    </w:p>
+    <w:p>
+      <w:pPr>
+        <w:numPr>
+          <w:ilvl w:val="0"/>
+          <w:numId w:val="20"/>
+        </w:numPr>
+      </w:pPr>
+      <w:r>
+        <w:t>No use of disclosed material for personal competitive advantage</w:t>
+      </w:r>
+    </w:p>
+    <w:p>
+      <w:r>
+        <w:t>Confidentiality obligation lasts 3 years from disclosure.</w:t>
+      </w:r>
+    </w:p>
+    <w:p>
+      <w:r>
+        <w:pict w14:anchorId="35E02E16">
+          <v:rect id="_x0000_i1042" style="width:0;height:1.5pt" o:hralign="center" o:hrstd="t" o:hr="t" fillcolor="#a0a0a0" stroked="f"/>
+        </w:pict>
+      </w:r>
+    </w:p>
+    <w:p>
+      <w:pPr>
+        <w:pStyle w:val="Heading1"/>
+        <w:rPr>
+          <w:b/>
+          <w:bCs/>
+        </w:rPr>
+      </w:pPr>
+      <w:r>
+        <w:rPr>
+          <w:b/>
+          <w:bCs/>
+        </w:rPr>
+        <w:t>1</w:t>
+      </w:r>
+      <w:r>
+        <w:rPr>
+          <w:b/>
+          <w:bCs/>
+        </w:rPr>
+        <w:t>8</w:t>
+      </w:r>
+      <w:r>
+        <w:rPr>
+          <w:b/>
+          <w:bCs/>
+        </w:rPr>
+        <w:t>. Limited Non-Compete Upon Declining Participation</w:t>
+      </w:r>
+    </w:p>
+    <w:p>
+      <w:r>
+        <w:t>If an individual:</w:t>
+      </w:r>
+    </w:p>
+    <w:p>
+      <w:pPr>
+        <w:numPr>
+          <w:ilvl w:val="0"/>
+          <w:numId w:val="21"/>
+        </w:numPr>
+      </w:pPr>
+      <w:r>
+        <w:t>Reviews detailed internal materials,</w:t>
+      </w:r>
+    </w:p>
+    <w:p>
+      <w:pPr>
+        <w:numPr>
+          <w:ilvl w:val="0"/>
+          <w:numId w:val="21"/>
+        </w:numPr>
+      </w:pPr>
+      <w:r>
+        <w:t>Participates in planning discussions,</w:t>
+      </w:r>
+    </w:p>
+    <w:p>
+      <w:pPr>
+        <w:numPr>
+          <w:ilvl w:val="0"/>
+          <w:numId w:val="21"/>
+        </w:numPr>
+      </w:pPr>
+      <w:r>
+        <w:t>Gains access to proprietary strategy,</w:t>
+      </w:r>
+    </w:p>
+    <w:p>
+      <w:pPr>
+        <w:numPr>
+          <w:ilvl w:val="0"/>
+          <w:numId w:val="21"/>
+        </w:numPr>
+      </w:pPr>
+      <w:r>
+        <w:t>Then declines formal participation,</w:t>
+      </w:r>
+    </w:p>
+    <w:p>
+      <w:r>
+        <w:t>That individual agrees to:</w:t>
+      </w:r>
+    </w:p>
+    <w:p>
+      <w:pPr>
+        <w:numPr>
+          <w:ilvl w:val="0"/>
+          <w:numId w:val="22"/>
+        </w:numPr>
+      </w:pPr>
+      <w:r>
+        <w:t>Not build a directly competing project</w:t>
+      </w:r>
+    </w:p>
+    <w:p>
+      <w:pPr>
+        <w:numPr>
+          <w:ilvl w:val="0"/>
+          <w:numId w:val="22"/>
+        </w:numPr>
+      </w:pPr>
+      <w:r>
+        <w:t>Not solicit contributors from this project</w:t>
+      </w:r>
+    </w:p>
+    <w:p>
+      <w:pPr>
+        <w:numPr>
+          <w:ilvl w:val="0"/>
+          <w:numId w:val="22"/>
+        </w:numPr>
+      </w:pPr>
+      <w:r>
+        <w:t>Not replicate proprietary frameworks</w:t>
+      </w:r>
+    </w:p>
+    <w:p>
+      <w:r>
+        <w:t xml:space="preserve">For a period of </w:t>
+      </w:r>
+      <w:r>
+        <w:rPr>
+          <w:b/>
+          <w:bCs/>
+        </w:rPr>
+        <w:t>1 year</w:t>
+      </w:r>
+      <w:r>
+        <w:t xml:space="preserve"> from last access.</w:t>
+      </w:r>
+    </w:p>
+    <w:p>
+      <w:r>
         <w:lastRenderedPageBreak/>
-        <w:t>16. Pre-Participation Confidentiality</w:t>
-      </w:r>
-    </w:p>
-    <w:p>
-      <w:r>
-        <w:t>Any individual reviewing project materials prior to formal joining must agree to:</w:t>
-      </w:r>
-    </w:p>
-    <w:p>
-      <w:pPr>
-        <w:numPr>
-          <w:ilvl w:val="0"/>
-          <w:numId w:val="20"/>
-        </w:numPr>
-      </w:pPr>
-      <w:r>
-        <w:t>Non-Disclosure of proprietary information</w:t>
-      </w:r>
-    </w:p>
-    <w:p>
-      <w:pPr>
-        <w:numPr>
-          <w:ilvl w:val="0"/>
-          <w:numId w:val="20"/>
-        </w:numPr>
-      </w:pPr>
-      <w:r>
-        <w:t>No use of disclosed material for personal competitive advantage</w:t>
-      </w:r>
-    </w:p>
-    <w:p>
-      <w:r>
-        <w:t>Confidentiality obligation lasts 3 years from disclosure.</w:t>
-      </w:r>
-    </w:p>
-    <w:p>
-      <w:r>
-        <w:pict>
-          <v:rect id="_x0000_i1116" style="width:0;height:1.5pt" o:hralign="center" o:hrstd="t" o:hr="t" fillcolor="#a0a0a0" stroked="f"/>
+        <w:pict w14:anchorId="7454D66F">
+          <v:rect id="_x0000_i1043" style="width:0;height:1.5pt" o:hralign="center" o:hrstd="t" o:hr="t" fillcolor="#a0a0a0" stroked="f"/>
         </w:pict>
       </w:r>
     </w:p>
     <w:p>
       <w:pPr>
-        <w:rPr>
-          <w:b/>
-          <w:bCs/>
-        </w:rPr>
-      </w:pPr>
-      <w:r>
-        <w:rPr>
-          <w:b/>
-          <w:bCs/>
-        </w:rPr>
-        <w:t>17. Limited Non-Compete Upon Declining Participation</w:t>
-      </w:r>
-    </w:p>
-    <w:p>
-      <w:r>
-        <w:t>If an individual:</w:t>
-      </w:r>
-    </w:p>
-    <w:p>
-      <w:pPr>
-        <w:numPr>
-          <w:ilvl w:val="0"/>
-          <w:numId w:val="21"/>
-        </w:numPr>
-      </w:pPr>
-      <w:r>
-        <w:t>Reviews detailed internal materials,</w:t>
-      </w:r>
-    </w:p>
-    <w:p>
-      <w:pPr>
-        <w:numPr>
-          <w:ilvl w:val="0"/>
-          <w:numId w:val="21"/>
-        </w:numPr>
-      </w:pPr>
-      <w:r>
-        <w:t>Participates in planning discussions,</w:t>
-      </w:r>
-    </w:p>
-    <w:p>
-      <w:pPr>
-        <w:numPr>
-          <w:ilvl w:val="0"/>
-          <w:numId w:val="21"/>
-        </w:numPr>
-      </w:pPr>
-      <w:r>
-        <w:t>Gains access to proprietary strategy,</w:t>
-      </w:r>
-    </w:p>
-    <w:p>
-      <w:pPr>
-        <w:numPr>
-          <w:ilvl w:val="0"/>
-          <w:numId w:val="21"/>
-        </w:numPr>
-      </w:pPr>
-      <w:r>
-        <w:t>Then declines formal participation,</w:t>
-      </w:r>
-    </w:p>
-    <w:p>
-      <w:r>
-        <w:t>That individual agrees to:</w:t>
-      </w:r>
-    </w:p>
-    <w:p>
-      <w:pPr>
-        <w:numPr>
-          <w:ilvl w:val="0"/>
-          <w:numId w:val="22"/>
-        </w:numPr>
-      </w:pPr>
-      <w:r>
-        <w:t>Not build a directly competing project</w:t>
-      </w:r>
-    </w:p>
-    <w:p>
-      <w:pPr>
-        <w:numPr>
-          <w:ilvl w:val="0"/>
-          <w:numId w:val="22"/>
-        </w:numPr>
-      </w:pPr>
-      <w:r>
-        <w:t>Not solicit contributors from this project</w:t>
-      </w:r>
-    </w:p>
-    <w:p>
-      <w:pPr>
-        <w:numPr>
-          <w:ilvl w:val="0"/>
-          <w:numId w:val="22"/>
-        </w:numPr>
-      </w:pPr>
-      <w:r>
-        <w:t>Not replicate proprietary frameworks</w:t>
-      </w:r>
-    </w:p>
-    <w:p>
-      <w:r>
-        <w:t xml:space="preserve">For a period of </w:t>
-      </w:r>
-      <w:r>
-        <w:rPr>
-          <w:b/>
-          <w:bCs/>
-        </w:rPr>
-        <w:t>1 year</w:t>
-      </w:r>
-      <w:r>
-        <w:t xml:space="preserve"> from last access.</w:t>
-      </w:r>
-    </w:p>
-    <w:p>
-      <w:r>
-        <w:pict>
-          <v:rect id="_x0000_i1117" style="width:0;height:1.5pt" o:hralign="center" o:hrstd="t" o:hr="t" fillcolor="#a0a0a0" stroked="f"/>
+        <w:pStyle w:val="Heading1"/>
+        <w:rPr>
+          <w:b/>
+          <w:bCs/>
+        </w:rPr>
+      </w:pPr>
+      <w:r>
+        <w:rPr>
+          <w:b/>
+          <w:bCs/>
+        </w:rPr>
+        <w:t>1</w:t>
+      </w:r>
+      <w:r>
+        <w:rPr>
+          <w:b/>
+          <w:bCs/>
+        </w:rPr>
+        <w:t>9</w:t>
+      </w:r>
+      <w:r>
+        <w:rPr>
+          <w:b/>
+          <w:bCs/>
+        </w:rPr>
+        <w:t>. Scope Limitations</w:t>
+      </w:r>
+    </w:p>
+    <w:p>
+      <w:r>
+        <w:t xml:space="preserve">This </w:t>
+      </w:r>
+      <w:proofErr w:type="gramStart"/>
+      <w:r>
+        <w:t>Non-Compete</w:t>
+      </w:r>
+      <w:proofErr w:type="gramEnd"/>
+      <w:r>
+        <w:t>:</w:t>
+      </w:r>
+    </w:p>
+    <w:p>
+      <w:pPr>
+        <w:numPr>
+          <w:ilvl w:val="0"/>
+          <w:numId w:val="23"/>
+        </w:numPr>
+      </w:pPr>
+      <w:r>
+        <w:t>Applies only to directly competing products</w:t>
+      </w:r>
+    </w:p>
+    <w:p>
+      <w:pPr>
+        <w:numPr>
+          <w:ilvl w:val="0"/>
+          <w:numId w:val="23"/>
+        </w:numPr>
+      </w:pPr>
+      <w:r>
+        <w:t>Does not prevent general industry participation</w:t>
+      </w:r>
+    </w:p>
+    <w:p>
+      <w:pPr>
+        <w:numPr>
+          <w:ilvl w:val="0"/>
+          <w:numId w:val="23"/>
+        </w:numPr>
+      </w:pPr>
+      <w:r>
+        <w:t>Does not restrict employment in unrelated companies</w:t>
+      </w:r>
+    </w:p>
+    <w:p>
+      <w:pPr>
+        <w:numPr>
+          <w:ilvl w:val="0"/>
+          <w:numId w:val="23"/>
+        </w:numPr>
+      </w:pPr>
+      <w:r>
+        <w:t>Is geographically limited to project operational markets</w:t>
+      </w:r>
+    </w:p>
+    <w:p>
+      <w:r>
+        <w:t>It is narrow, not oppressive.</w:t>
+      </w:r>
+    </w:p>
+    <w:p>
+      <w:r>
+        <w:pict w14:anchorId="75B3555C">
+          <v:rect id="_x0000_i1044" style="width:0;height:1.5pt" o:hralign="center" o:hrstd="t" o:hr="t" fillcolor="#a0a0a0" stroked="f"/>
         </w:pict>
       </w:r>
     </w:p>
     <w:p>
       <w:pPr>
-        <w:rPr>
-          <w:b/>
-          <w:bCs/>
-        </w:rPr>
-      </w:pPr>
-      <w:r>
-        <w:rPr>
-          <w:b/>
-          <w:bCs/>
-        </w:rPr>
-        <w:t>18. Scope Limitations</w:t>
-      </w:r>
-    </w:p>
-    <w:p>
-      <w:r>
-        <w:t xml:space="preserve">This </w:t>
+        <w:pStyle w:val="Heading1"/>
+        <w:rPr>
+          <w:b/>
+          <w:bCs/>
+        </w:rPr>
+      </w:pPr>
+      <w:r>
+        <w:rPr>
+          <w:b/>
+          <w:bCs/>
+        </w:rPr>
+        <w:t>20</w:t>
+      </w:r>
+      <w:r>
+        <w:rPr>
+          <w:b/>
+          <w:bCs/>
+        </w:rPr>
+        <w:t>. Enforcement Conditions</w:t>
+      </w:r>
+    </w:p>
+    <w:p>
+      <w:r>
+        <w:t xml:space="preserve">Non-Disclosure and Non-Compete enforcement </w:t>
       </w:r>
       <w:proofErr w:type="gramStart"/>
       <w:r>
-        <w:t>Non-Compete</w:t>
+        <w:t>requires</w:t>
       </w:r>
       <w:proofErr w:type="gramEnd"/>
       <w:r>
@@ -1741,223 +2584,154 @@
       <w:pPr>
         <w:numPr>
           <w:ilvl w:val="0"/>
-          <w:numId w:val="23"/>
-        </w:numPr>
-      </w:pPr>
-      <w:r>
-        <w:t>Applies only to directly competing products</w:t>
-      </w:r>
-    </w:p>
-    <w:p>
-      <w:pPr>
-        <w:numPr>
-          <w:ilvl w:val="0"/>
-          <w:numId w:val="23"/>
-        </w:numPr>
-      </w:pPr>
-      <w:r>
-        <w:t>Does not prevent general industry participation</w:t>
-      </w:r>
-    </w:p>
-    <w:p>
-      <w:pPr>
-        <w:numPr>
-          <w:ilvl w:val="0"/>
-          <w:numId w:val="23"/>
-        </w:numPr>
-      </w:pPr>
-      <w:r>
-        <w:t>Does not restrict employment in unrelated companies</w:t>
-      </w:r>
-    </w:p>
-    <w:p>
-      <w:pPr>
-        <w:numPr>
-          <w:ilvl w:val="0"/>
-          <w:numId w:val="23"/>
-        </w:numPr>
-      </w:pPr>
-      <w:r>
-        <w:t>Is geographically limited to project operational markets</w:t>
-      </w:r>
-    </w:p>
-    <w:p>
-      <w:r>
-        <w:t>It is narrow, not oppressive.</w:t>
-      </w:r>
-    </w:p>
-    <w:p>
-      <w:r>
-        <w:pict>
-          <v:rect id="_x0000_i1118" style="width:0;height:1.5pt" o:hralign="center" o:hrstd="t" o:hr="t" fillcolor="#a0a0a0" stroked="f"/>
+          <w:numId w:val="24"/>
+        </w:numPr>
+      </w:pPr>
+      <w:r>
+        <w:t>Evidence of breach</w:t>
+      </w:r>
+    </w:p>
+    <w:p>
+      <w:pPr>
+        <w:numPr>
+          <w:ilvl w:val="0"/>
+          <w:numId w:val="24"/>
+        </w:numPr>
+      </w:pPr>
+      <w:r>
+        <w:t>Governance vote</w:t>
+      </w:r>
+    </w:p>
+    <w:p>
+      <w:pPr>
+        <w:numPr>
+          <w:ilvl w:val="0"/>
+          <w:numId w:val="24"/>
+        </w:numPr>
+      </w:pPr>
+      <w:r>
+        <w:t>Legal review if incorporated</w:t>
+      </w:r>
+    </w:p>
+    <w:p>
+      <w:r>
+        <w:t>No informal accusation triggers enforcement.</w:t>
+      </w:r>
+    </w:p>
+    <w:p>
+      <w:r>
+        <w:pict w14:anchorId="7BDEA022">
+          <v:rect id="_x0000_i1045" style="width:0;height:1.5pt" o:hralign="center" o:hrstd="t" o:hr="t" fillcolor="#a0a0a0" stroked="f"/>
         </w:pict>
       </w:r>
     </w:p>
     <w:p>
       <w:pPr>
-        <w:rPr>
-          <w:b/>
-          <w:bCs/>
-        </w:rPr>
-      </w:pPr>
-      <w:r>
-        <w:rPr>
-          <w:b/>
-          <w:bCs/>
-        </w:rPr>
-        <w:t>19. Enforcement Conditions</w:t>
-      </w:r>
-    </w:p>
-    <w:p>
-      <w:r>
-        <w:t xml:space="preserve">Non-Disclosure and Non-Compete enforcement </w:t>
-      </w:r>
-      <w:proofErr w:type="gramStart"/>
-      <w:r>
-        <w:t>requires</w:t>
-      </w:r>
-      <w:proofErr w:type="gramEnd"/>
-      <w:r>
-        <w:t>:</w:t>
-      </w:r>
-    </w:p>
-    <w:p>
-      <w:pPr>
-        <w:numPr>
-          <w:ilvl w:val="0"/>
-          <w:numId w:val="24"/>
-        </w:numPr>
-      </w:pPr>
+        <w:pStyle w:val="Heading1"/>
+        <w:rPr>
+          <w:b/>
+          <w:bCs/>
+        </w:rPr>
+      </w:pPr>
+      <w:r>
+        <w:rPr>
+          <w:b/>
+          <w:bCs/>
+        </w:rPr>
+        <w:t>2</w:t>
+      </w:r>
+      <w:r>
+        <w:rPr>
+          <w:b/>
+          <w:bCs/>
+        </w:rPr>
+        <w:t>1</w:t>
+      </w:r>
+      <w:r>
+        <w:rPr>
+          <w:b/>
+          <w:bCs/>
+        </w:rPr>
+        <w:t>. Cultural Position</w:t>
+      </w:r>
+    </w:p>
+    <w:p>
+      <w:r>
+        <w:t>These clauses exist to:</w:t>
+      </w:r>
+    </w:p>
+    <w:p>
+      <w:pPr>
+        <w:numPr>
+          <w:ilvl w:val="0"/>
+          <w:numId w:val="25"/>
+        </w:numPr>
+      </w:pPr>
+      <w:r>
+        <w:t>Protect intellectual effort</w:t>
+      </w:r>
+    </w:p>
+    <w:p>
+      <w:pPr>
+        <w:numPr>
+          <w:ilvl w:val="0"/>
+          <w:numId w:val="25"/>
+        </w:numPr>
+      </w:pPr>
+      <w:r>
+        <w:t>Prevent idea extraction</w:t>
+      </w:r>
+    </w:p>
+    <w:p>
+      <w:pPr>
+        <w:numPr>
+          <w:ilvl w:val="0"/>
+          <w:numId w:val="25"/>
+        </w:numPr>
+      </w:pPr>
+      <w:r>
+        <w:t>Maintain trust</w:t>
+      </w:r>
+    </w:p>
+    <w:p>
+      <w:pPr>
+        <w:numPr>
+          <w:ilvl w:val="0"/>
+          <w:numId w:val="25"/>
+        </w:numPr>
+      </w:pPr>
+      <w:r>
+        <w:t>Encourage serious participation</w:t>
+      </w:r>
+    </w:p>
+    <w:p>
+      <w:r>
+        <w:t>They are not designed to intimidate.</w:t>
+      </w:r>
+    </w:p>
+    <w:p/>
+    <w:p>
+      <w:r>
+        <w:t>Signed:</w:t>
+      </w:r>
+    </w:p>
+    <w:p>
+      <w:r>
+        <w:pict w14:anchorId="26B21FFB">
+          <v:rect id="_x0000_i1046" style="width:0;height:1.5pt" o:hralign="center" o:hrstd="t" o:hr="t" fillcolor="#a0a0a0" stroked="f"/>
+        </w:pict>
+      </w:r>
+    </w:p>
+    <w:p>
       <w:r>
         <w:lastRenderedPageBreak/>
-        <w:t>Evidence of breach</w:t>
-      </w:r>
-    </w:p>
-    <w:p>
-      <w:pPr>
-        <w:numPr>
-          <w:ilvl w:val="0"/>
-          <w:numId w:val="24"/>
-        </w:numPr>
-      </w:pPr>
-      <w:r>
-        <w:t>Governance vote</w:t>
-      </w:r>
-    </w:p>
-    <w:p>
-      <w:pPr>
-        <w:numPr>
-          <w:ilvl w:val="0"/>
-          <w:numId w:val="24"/>
-        </w:numPr>
-      </w:pPr>
-      <w:r>
-        <w:t>Legal review if incorporated</w:t>
-      </w:r>
-    </w:p>
-    <w:p>
-      <w:r>
-        <w:t>No informal accusation triggers enforcement.</w:t>
-      </w:r>
-    </w:p>
-    <w:p>
-      <w:r>
-        <w:pict>
-          <v:rect id="_x0000_i1119" style="width:0;height:1.5pt" o:hralign="center" o:hrstd="t" o:hr="t" fillcolor="#a0a0a0" stroked="f"/>
-        </w:pict>
-      </w:r>
-    </w:p>
-    <w:p>
-      <w:pPr>
-        <w:rPr>
-          <w:b/>
-          <w:bCs/>
-        </w:rPr>
-      </w:pPr>
-      <w:r>
-        <w:rPr>
-          <w:b/>
-          <w:bCs/>
-        </w:rPr>
-        <w:t>20. Cultural Position</w:t>
-      </w:r>
-    </w:p>
-    <w:p>
-      <w:r>
-        <w:t>These clauses exist to:</w:t>
-      </w:r>
-    </w:p>
-    <w:p>
-      <w:pPr>
-        <w:numPr>
-          <w:ilvl w:val="0"/>
-          <w:numId w:val="25"/>
-        </w:numPr>
-      </w:pPr>
-      <w:r>
-        <w:t>Protect intellectual effort</w:t>
-      </w:r>
-    </w:p>
-    <w:p>
-      <w:pPr>
-        <w:numPr>
-          <w:ilvl w:val="0"/>
-          <w:numId w:val="25"/>
-        </w:numPr>
-      </w:pPr>
-      <w:r>
-        <w:t>Prevent idea extraction</w:t>
-      </w:r>
-    </w:p>
-    <w:p>
-      <w:pPr>
-        <w:numPr>
-          <w:ilvl w:val="0"/>
-          <w:numId w:val="25"/>
-        </w:numPr>
-      </w:pPr>
-      <w:r>
-        <w:t>Maintain trust</w:t>
-      </w:r>
-    </w:p>
-    <w:p>
-      <w:pPr>
-        <w:numPr>
-          <w:ilvl w:val="0"/>
-          <w:numId w:val="25"/>
-        </w:numPr>
-      </w:pPr>
-      <w:r>
-        <w:t>Encourage serious participation</w:t>
-      </w:r>
-    </w:p>
-    <w:p>
-      <w:r>
-        <w:t>They are not designed to intimidate.</w:t>
-      </w:r>
-    </w:p>
-    <w:p/>
-    <w:p>
-      <w:r>
-        <w:t>Signed:</w:t>
-      </w:r>
-    </w:p>
-    <w:p>
-      <w:r>
-        <w:pict>
-          <v:rect id="_x0000_i1034" style="width:0;height:1.5pt" o:hralign="center" o:hrstd="t" o:hr="t" fillcolor="#a0a0a0" stroked="f"/>
-        </w:pict>
-      </w:r>
-    </w:p>
-    <w:p>
-      <w:r>
         <w:t>Project Lead</w:t>
       </w:r>
     </w:p>
     <w:p>
       <w:r>
-        <w:pict>
-          <v:rect id="_x0000_i1035" style="width:0;height:1.5pt" o:hralign="center" o:hrstd="t" o:hr="t" fillcolor="#a0a0a0" stroked="f"/>
+        <w:pict w14:anchorId="1A819BC1">
+          <v:rect id="_x0000_i1047" style="width:0;height:1.5pt" o:hralign="center" o:hrstd="t" o:hr="t" fillcolor="#a0a0a0" stroked="f"/>
         </w:pict>
       </w:r>
     </w:p>
@@ -1984,6 +2758,11 @@
 
 <file path=word/numbering.xml><?xml version="1.0" encoding="utf-8"?>
 <w:numbering xmlns:wpc="http://schemas.microsoft.com/office/word/2010/wordprocessingCanvas" xmlns:cx="http://schemas.microsoft.com/office/drawing/2014/chartex" xmlns:cx1="http://schemas.microsoft.com/office/drawing/2015/9/8/chartex" xmlns:cx2="http://schemas.microsoft.com/office/drawing/2015/10/21/chartex" xmlns:cx3="http://schemas.microsoft.com/office/drawing/2016/5/9/chartex" xmlns:cx4="http://schemas.microsoft.com/office/drawing/2016/5/10/chartex" xmlns:cx5="http://schemas.microsoft.com/office/drawing/2016/5/11/chartex" xmlns:cx6="http://schemas.microsoft.com/office/drawing/2016/5/12/chartex" xmlns:cx7="http://schemas.microsoft.com/office/drawing/2016/5/13/chartex" xmlns:cx8="http://schemas.microsoft.com/office/drawing/2016/5/14/chartex" xmlns:mc="http://schemas.openxmlformats.org/markup-compatibility/2006" xmlns:aink="http://schemas.microsoft.com/office/drawing/2016/ink" xmlns:am3d="http://schemas.microsoft.com/office/drawing/2017/model3d" xmlns:o="urn:schemas-microsoft-com:office:office" xmlns:oel="http://schemas.microsoft.com/office/2019/extlst" xmlns:r="http://schemas.openxmlformats.org/officeDocument/2006/relationships" xmlns:m="http://schemas.openxmlformats.org/officeDocument/2006/math" xmlns:v="urn:schemas-microsoft-com:vml" xmlns:wp14="http://schemas.microsoft.com/office/word/2010/wordprocessingDrawing" xmlns:wp="http://schemas.openxmlformats.org/drawingml/2006/wordprocessingDrawing" xmlns:w10="urn:schemas-microsoft-com:office:word" xmlns:w="http://schemas.openxmlformats.org/wordprocessingml/2006/main" xmlns:w14="http://schemas.microsoft.com/office/word/2010/wordml" xmlns:w15="http://schemas.microsoft.com/office/word/2012/wordml" xmlns:w16cex="http://schemas.microsoft.com/office/word/2018/wordml/cex" xmlns:w16cid="http://schemas.microsoft.com/office/word/2016/wordml/cid" xmlns:w16="http://schemas.microsoft.com/office/word/2018/wordml" xmlns:w16du="http://schemas.microsoft.com/office/word/2023/wordml/word16du" xmlns:w16sdtdh="http://schemas.microsoft.com/office/word/2020/wordml/sdtdatahash" xmlns:w16sdtfl="http://schemas.microsoft.com/office/word/2024/wordml/sdtformatlock" xmlns:w16se="http://schemas.microsoft.com/office/word/2015/wordml/symex" xmlns:wpg="http://schemas.microsoft.com/office/word/2010/wordprocessingGroup" xmlns:wpi="http://schemas.microsoft.com/office/word/2010/wordprocessingInk" xmlns:wne="http://schemas.microsoft.com/office/word/2006/wordml" xmlns:wps="http://schemas.microsoft.com/office/word/2010/wordprocessingShape" mc:Ignorable="w14 w15 w16se w16cid w16 w16cex w16sdtdh w16sdtfl w16du wp14">
+  <w:numPicBullet w:numPicBulletId="0">
+    <w:pict>
+      <v:rect id="_x0000_i1025" style="width:0;height:1.5pt" o:hralign="center" o:bullet="t" o:hrstd="t" o:hr="t" fillcolor="#a0a0a0" stroked="f"/>
+    </w:pict>
+  </w:numPicBullet>
   <w:abstractNum w:abstractNumId="0" w15:restartNumberingAfterBreak="0">
     <w:nsid w:val="026761C4"/>
     <w:multiLevelType w:val="multilevel"/>
@@ -2136,7 +2915,7 @@
   <w:abstractNum w:abstractNumId="1" w15:restartNumberingAfterBreak="0">
     <w:nsid w:val="0A6878B5"/>
     <w:multiLevelType w:val="multilevel"/>
-    <w:tmpl w:val="11203D94"/>
+    <w:tmpl w:val="A792F80C"/>
     <w:lvl w:ilvl="0">
       <w:start w:val="1"/>
       <w:numFmt w:val="bullet"/>
@@ -2153,20 +2932,15 @@
         <w:sz w:val="20"/>
       </w:rPr>
     </w:lvl>
-    <w:lvl w:ilvl="1" w:tentative="1">
-      <w:start w:val="1"/>
-      <w:numFmt w:val="bullet"/>
-      <w:lvlText w:val="o"/>
-      <w:lvlJc w:val="left"/>
-      <w:pPr>
-        <w:tabs>
-          <w:tab w:val="num" w:pos="1440"/>
-        </w:tabs>
+    <w:lvl w:ilvl="1">
+      <w:numFmt w:val="bullet"/>
+      <w:lvlText w:val="•"/>
+      <w:lvlJc w:val="left"/>
+      <w:pPr>
         <w:ind w:left="1440" w:hanging="360"/>
       </w:pPr>
       <w:rPr>
-        <w:rFonts w:ascii="Courier New" w:hAnsi="Courier New" w:hint="default"/>
-        <w:sz w:val="20"/>
+        <w:rFonts w:ascii="Calibri" w:eastAsiaTheme="minorEastAsia" w:hAnsi="Calibri" w:cs="Calibri" w:hint="default"/>
       </w:rPr>
     </w:lvl>
     <w:lvl w:ilvl="2" w:tentative="1">
@@ -3326,6 +4100,119 @@
     </w:lvl>
   </w:abstractNum>
   <w:abstractNum w:abstractNumId="9" w15:restartNumberingAfterBreak="0">
+    <w:nsid w:val="235350E3"/>
+    <w:multiLevelType w:val="hybridMultilevel"/>
+    <w:tmpl w:val="CFC69650"/>
+    <w:lvl w:ilvl="0" w:tplc="08090001">
+      <w:start w:val="1"/>
+      <w:numFmt w:val="bullet"/>
+      <w:lvlText w:val=""/>
+      <w:lvlJc w:val="left"/>
+      <w:pPr>
+        <w:ind w:left="720" w:hanging="360"/>
+      </w:pPr>
+      <w:rPr>
+        <w:rFonts w:ascii="Symbol" w:hAnsi="Symbol" w:hint="default"/>
+      </w:rPr>
+    </w:lvl>
+    <w:lvl w:ilvl="1" w:tplc="08090003" w:tentative="1">
+      <w:start w:val="1"/>
+      <w:numFmt w:val="bullet"/>
+      <w:lvlText w:val="o"/>
+      <w:lvlJc w:val="left"/>
+      <w:pPr>
+        <w:ind w:left="1440" w:hanging="360"/>
+      </w:pPr>
+      <w:rPr>
+        <w:rFonts w:ascii="Courier New" w:hAnsi="Courier New" w:cs="Courier New" w:hint="default"/>
+      </w:rPr>
+    </w:lvl>
+    <w:lvl w:ilvl="2" w:tplc="08090005" w:tentative="1">
+      <w:start w:val="1"/>
+      <w:numFmt w:val="bullet"/>
+      <w:lvlText w:val=""/>
+      <w:lvlJc w:val="left"/>
+      <w:pPr>
+        <w:ind w:left="2160" w:hanging="360"/>
+      </w:pPr>
+      <w:rPr>
+        <w:rFonts w:ascii="Wingdings" w:hAnsi="Wingdings" w:hint="default"/>
+      </w:rPr>
+    </w:lvl>
+    <w:lvl w:ilvl="3" w:tplc="08090001" w:tentative="1">
+      <w:start w:val="1"/>
+      <w:numFmt w:val="bullet"/>
+      <w:lvlText w:val=""/>
+      <w:lvlJc w:val="left"/>
+      <w:pPr>
+        <w:ind w:left="2880" w:hanging="360"/>
+      </w:pPr>
+      <w:rPr>
+        <w:rFonts w:ascii="Symbol" w:hAnsi="Symbol" w:hint="default"/>
+      </w:rPr>
+    </w:lvl>
+    <w:lvl w:ilvl="4" w:tplc="08090003" w:tentative="1">
+      <w:start w:val="1"/>
+      <w:numFmt w:val="bullet"/>
+      <w:lvlText w:val="o"/>
+      <w:lvlJc w:val="left"/>
+      <w:pPr>
+        <w:ind w:left="3600" w:hanging="360"/>
+      </w:pPr>
+      <w:rPr>
+        <w:rFonts w:ascii="Courier New" w:hAnsi="Courier New" w:cs="Courier New" w:hint="default"/>
+      </w:rPr>
+    </w:lvl>
+    <w:lvl w:ilvl="5" w:tplc="08090005" w:tentative="1">
+      <w:start w:val="1"/>
+      <w:numFmt w:val="bullet"/>
+      <w:lvlText w:val=""/>
+      <w:lvlJc w:val="left"/>
+      <w:pPr>
+        <w:ind w:left="4320" w:hanging="360"/>
+      </w:pPr>
+      <w:rPr>
+        <w:rFonts w:ascii="Wingdings" w:hAnsi="Wingdings" w:hint="default"/>
+      </w:rPr>
+    </w:lvl>
+    <w:lvl w:ilvl="6" w:tplc="08090001" w:tentative="1">
+      <w:start w:val="1"/>
+      <w:numFmt w:val="bullet"/>
+      <w:lvlText w:val=""/>
+      <w:lvlJc w:val="left"/>
+      <w:pPr>
+        <w:ind w:left="5040" w:hanging="360"/>
+      </w:pPr>
+      <w:rPr>
+        <w:rFonts w:ascii="Symbol" w:hAnsi="Symbol" w:hint="default"/>
+      </w:rPr>
+    </w:lvl>
+    <w:lvl w:ilvl="7" w:tplc="08090003" w:tentative="1">
+      <w:start w:val="1"/>
+      <w:numFmt w:val="bullet"/>
+      <w:lvlText w:val="o"/>
+      <w:lvlJc w:val="left"/>
+      <w:pPr>
+        <w:ind w:left="5760" w:hanging="360"/>
+      </w:pPr>
+      <w:rPr>
+        <w:rFonts w:ascii="Courier New" w:hAnsi="Courier New" w:cs="Courier New" w:hint="default"/>
+      </w:rPr>
+    </w:lvl>
+    <w:lvl w:ilvl="8" w:tplc="08090005" w:tentative="1">
+      <w:start w:val="1"/>
+      <w:numFmt w:val="bullet"/>
+      <w:lvlText w:val=""/>
+      <w:lvlJc w:val="left"/>
+      <w:pPr>
+        <w:ind w:left="6480" w:hanging="360"/>
+      </w:pPr>
+      <w:rPr>
+        <w:rFonts w:ascii="Wingdings" w:hAnsi="Wingdings" w:hint="default"/>
+      </w:rPr>
+    </w:lvl>
+  </w:abstractNum>
+  <w:abstractNum w:abstractNumId="10" w15:restartNumberingAfterBreak="0">
     <w:nsid w:val="251B2479"/>
     <w:multiLevelType w:val="multilevel"/>
     <w:tmpl w:val="D70EB196"/>
@@ -3474,7 +4361,7 @@
       </w:rPr>
     </w:lvl>
   </w:abstractNum>
-  <w:abstractNum w:abstractNumId="10" w15:restartNumberingAfterBreak="0">
+  <w:abstractNum w:abstractNumId="11" w15:restartNumberingAfterBreak="0">
     <w:nsid w:val="2AA95390"/>
     <w:multiLevelType w:val="multilevel"/>
     <w:tmpl w:val="1ADCF186"/>
@@ -3623,7 +4510,7 @@
       </w:rPr>
     </w:lvl>
   </w:abstractNum>
-  <w:abstractNum w:abstractNumId="11" w15:restartNumberingAfterBreak="0">
+  <w:abstractNum w:abstractNumId="12" w15:restartNumberingAfterBreak="0">
     <w:nsid w:val="2B1F097E"/>
     <w:multiLevelType w:val="multilevel"/>
     <w:tmpl w:val="BA0861F6"/>
@@ -3772,7 +4659,7 @@
       </w:rPr>
     </w:lvl>
   </w:abstractNum>
-  <w:abstractNum w:abstractNumId="12" w15:restartNumberingAfterBreak="0">
+  <w:abstractNum w:abstractNumId="13" w15:restartNumberingAfterBreak="0">
     <w:nsid w:val="2E6E70D9"/>
     <w:multiLevelType w:val="multilevel"/>
     <w:tmpl w:val="1B36341A"/>
@@ -3921,7 +4808,7 @@
       </w:rPr>
     </w:lvl>
   </w:abstractNum>
-  <w:abstractNum w:abstractNumId="13" w15:restartNumberingAfterBreak="0">
+  <w:abstractNum w:abstractNumId="14" w15:restartNumberingAfterBreak="0">
     <w:nsid w:val="31567711"/>
     <w:multiLevelType w:val="multilevel"/>
     <w:tmpl w:val="4880B404"/>
@@ -4070,7 +4957,7 @@
       </w:rPr>
     </w:lvl>
   </w:abstractNum>
-  <w:abstractNum w:abstractNumId="14" w15:restartNumberingAfterBreak="0">
+  <w:abstractNum w:abstractNumId="15" w15:restartNumberingAfterBreak="0">
     <w:nsid w:val="42E87A31"/>
     <w:multiLevelType w:val="multilevel"/>
     <w:tmpl w:val="0EECF9E0"/>
@@ -4219,7 +5106,7 @@
       </w:rPr>
     </w:lvl>
   </w:abstractNum>
-  <w:abstractNum w:abstractNumId="15" w15:restartNumberingAfterBreak="0">
+  <w:abstractNum w:abstractNumId="16" w15:restartNumberingAfterBreak="0">
     <w:nsid w:val="42EA3BD9"/>
     <w:multiLevelType w:val="multilevel"/>
     <w:tmpl w:val="65664ECE"/>
@@ -4368,7 +5255,7 @@
       </w:rPr>
     </w:lvl>
   </w:abstractNum>
-  <w:abstractNum w:abstractNumId="16" w15:restartNumberingAfterBreak="0">
+  <w:abstractNum w:abstractNumId="17" w15:restartNumberingAfterBreak="0">
     <w:nsid w:val="458B285A"/>
     <w:multiLevelType w:val="multilevel"/>
     <w:tmpl w:val="5808BECC"/>
@@ -4517,7 +5404,7 @@
       </w:rPr>
     </w:lvl>
   </w:abstractNum>
-  <w:abstractNum w:abstractNumId="17" w15:restartNumberingAfterBreak="0">
+  <w:abstractNum w:abstractNumId="18" w15:restartNumberingAfterBreak="0">
     <w:nsid w:val="4BCE54BB"/>
     <w:multiLevelType w:val="multilevel"/>
     <w:tmpl w:val="9420F982"/>
@@ -4666,7 +5553,7 @@
       </w:rPr>
     </w:lvl>
   </w:abstractNum>
-  <w:abstractNum w:abstractNumId="18" w15:restartNumberingAfterBreak="0">
+  <w:abstractNum w:abstractNumId="19" w15:restartNumberingAfterBreak="0">
     <w:nsid w:val="4FBF0AF8"/>
     <w:multiLevelType w:val="multilevel"/>
     <w:tmpl w:val="EC82C632"/>
@@ -4815,7 +5702,7 @@
       </w:rPr>
     </w:lvl>
   </w:abstractNum>
-  <w:abstractNum w:abstractNumId="19" w15:restartNumberingAfterBreak="0">
+  <w:abstractNum w:abstractNumId="20" w15:restartNumberingAfterBreak="0">
     <w:nsid w:val="504062E4"/>
     <w:multiLevelType w:val="multilevel"/>
     <w:tmpl w:val="274842AA"/>
@@ -4964,7 +5851,7 @@
       </w:rPr>
     </w:lvl>
   </w:abstractNum>
-  <w:abstractNum w:abstractNumId="20" w15:restartNumberingAfterBreak="0">
+  <w:abstractNum w:abstractNumId="21" w15:restartNumberingAfterBreak="0">
     <w:nsid w:val="59BA7A80"/>
     <w:multiLevelType w:val="multilevel"/>
     <w:tmpl w:val="9F2CF298"/>
@@ -5113,7 +6000,7 @@
       </w:rPr>
     </w:lvl>
   </w:abstractNum>
-  <w:abstractNum w:abstractNumId="21" w15:restartNumberingAfterBreak="0">
+  <w:abstractNum w:abstractNumId="22" w15:restartNumberingAfterBreak="0">
     <w:nsid w:val="5AED0723"/>
     <w:multiLevelType w:val="multilevel"/>
     <w:tmpl w:val="17429276"/>
@@ -5262,7 +6149,7 @@
       </w:rPr>
     </w:lvl>
   </w:abstractNum>
-  <w:abstractNum w:abstractNumId="22" w15:restartNumberingAfterBreak="0">
+  <w:abstractNum w:abstractNumId="23" w15:restartNumberingAfterBreak="0">
     <w:nsid w:val="5B6A4870"/>
     <w:multiLevelType w:val="multilevel"/>
     <w:tmpl w:val="7DD49FD0"/>
@@ -5411,7 +6298,7 @@
       </w:rPr>
     </w:lvl>
   </w:abstractNum>
-  <w:abstractNum w:abstractNumId="23" w15:restartNumberingAfterBreak="0">
+  <w:abstractNum w:abstractNumId="24" w15:restartNumberingAfterBreak="0">
     <w:nsid w:val="5F3F460F"/>
     <w:multiLevelType w:val="multilevel"/>
     <w:tmpl w:val="D46275DE"/>
@@ -5560,7 +6447,7 @@
       </w:rPr>
     </w:lvl>
   </w:abstractNum>
-  <w:abstractNum w:abstractNumId="24" w15:restartNumberingAfterBreak="0">
+  <w:abstractNum w:abstractNumId="25" w15:restartNumberingAfterBreak="0">
     <w:nsid w:val="65720365"/>
     <w:multiLevelType w:val="multilevel"/>
     <w:tmpl w:val="CCC889EE"/>
@@ -5713,7 +6600,7 @@
     <w:abstractNumId w:val="3"/>
   </w:num>
   <w:num w:numId="2" w16cid:durableId="636422921">
-    <w:abstractNumId w:val="20"/>
+    <w:abstractNumId w:val="21"/>
   </w:num>
   <w:num w:numId="3" w16cid:durableId="1829133752">
     <w:abstractNumId w:val="1"/>
@@ -5722,67 +6609,70 @@
     <w:abstractNumId w:val="8"/>
   </w:num>
   <w:num w:numId="5" w16cid:durableId="645276659">
-    <w:abstractNumId w:val="16"/>
+    <w:abstractNumId w:val="17"/>
   </w:num>
   <w:num w:numId="6" w16cid:durableId="997465400">
-    <w:abstractNumId w:val="17"/>
+    <w:abstractNumId w:val="18"/>
   </w:num>
   <w:num w:numId="7" w16cid:durableId="646084136">
-    <w:abstractNumId w:val="12"/>
+    <w:abstractNumId w:val="13"/>
   </w:num>
   <w:num w:numId="8" w16cid:durableId="864909014">
     <w:abstractNumId w:val="7"/>
   </w:num>
   <w:num w:numId="9" w16cid:durableId="1777094923">
-    <w:abstractNumId w:val="19"/>
+    <w:abstractNumId w:val="20"/>
   </w:num>
   <w:num w:numId="10" w16cid:durableId="874077034">
-    <w:abstractNumId w:val="22"/>
+    <w:abstractNumId w:val="23"/>
   </w:num>
   <w:num w:numId="11" w16cid:durableId="1321815474">
-    <w:abstractNumId w:val="14"/>
+    <w:abstractNumId w:val="15"/>
   </w:num>
   <w:num w:numId="12" w16cid:durableId="366681842">
-    <w:abstractNumId w:val="23"/>
+    <w:abstractNumId w:val="24"/>
   </w:num>
   <w:num w:numId="13" w16cid:durableId="596863285">
-    <w:abstractNumId w:val="21"/>
+    <w:abstractNumId w:val="22"/>
   </w:num>
   <w:num w:numId="14" w16cid:durableId="1369642240">
     <w:abstractNumId w:val="5"/>
   </w:num>
   <w:num w:numId="15" w16cid:durableId="1474516658">
-    <w:abstractNumId w:val="15"/>
+    <w:abstractNumId w:val="16"/>
   </w:num>
   <w:num w:numId="16" w16cid:durableId="1008673146">
-    <w:abstractNumId w:val="11"/>
+    <w:abstractNumId w:val="12"/>
   </w:num>
   <w:num w:numId="17" w16cid:durableId="1234586439">
     <w:abstractNumId w:val="4"/>
   </w:num>
   <w:num w:numId="18" w16cid:durableId="1009134420">
-    <w:abstractNumId w:val="9"/>
+    <w:abstractNumId w:val="10"/>
   </w:num>
   <w:num w:numId="19" w16cid:durableId="498891369">
     <w:abstractNumId w:val="0"/>
   </w:num>
   <w:num w:numId="20" w16cid:durableId="1884250242">
-    <w:abstractNumId w:val="24"/>
+    <w:abstractNumId w:val="25"/>
   </w:num>
   <w:num w:numId="21" w16cid:durableId="417824646">
-    <w:abstractNumId w:val="10"/>
+    <w:abstractNumId w:val="11"/>
   </w:num>
   <w:num w:numId="22" w16cid:durableId="844318542">
     <w:abstractNumId w:val="6"/>
   </w:num>
   <w:num w:numId="23" w16cid:durableId="1900941499">
-    <w:abstractNumId w:val="18"/>
+    <w:abstractNumId w:val="19"/>
   </w:num>
   <w:num w:numId="24" w16cid:durableId="1762531864">
     <w:abstractNumId w:val="2"/>
   </w:num>
   <w:num w:numId="25" w16cid:durableId="1367875938">
-    <w:abstractNumId w:val="13"/>
+    <w:abstractNumId w:val="14"/>
+  </w:num>
+  <w:num w:numId="26" w16cid:durableId="1716195649">
+    <w:abstractNumId w:val="9"/>
   </w:num>
 </w:numbering>
 </file>
@@ -6215,7 +7105,6 @@
     <w:next w:val="Normal"/>
     <w:link w:val="Heading2Char"/>
     <w:uiPriority w:val="9"/>
-    <w:semiHidden/>
     <w:unhideWhenUsed/>
     <w:qFormat/>
     <w:rsid w:val="00FC5027"/>
@@ -6431,7 +7320,6 @@
     <w:basedOn w:val="DefaultParagraphFont"/>
     <w:link w:val="Heading2"/>
     <w:uiPriority w:val="9"/>
-    <w:semiHidden/>
     <w:rsid w:val="00FC5027"/>
     <w:rPr>
       <w:rFonts w:asciiTheme="majorHAnsi" w:eastAsiaTheme="majorEastAsia" w:hAnsiTheme="majorHAnsi" w:cstheme="majorBidi"/>
@@ -6702,6 +7590,25 @@
       <w:color w:val="2F5496" w:themeColor="accent1" w:themeShade="BF"/>
       <w:spacing w:val="5"/>
     </w:rPr>
+  </w:style>
+  <w:style w:type="table" w:styleId="TableGrid">
+    <w:name w:val="Table Grid"/>
+    <w:basedOn w:val="TableNormal"/>
+    <w:uiPriority w:val="39"/>
+    <w:rsid w:val="007534A4"/>
+    <w:pPr>
+      <w:spacing w:after="0" w:line="240" w:lineRule="auto"/>
+    </w:pPr>
+    <w:tblPr>
+      <w:tblBorders>
+        <w:top w:val="single" w:sz="4" w:space="0" w:color="auto"/>
+        <w:left w:val="single" w:sz="4" w:space="0" w:color="auto"/>
+        <w:bottom w:val="single" w:sz="4" w:space="0" w:color="auto"/>
+        <w:right w:val="single" w:sz="4" w:space="0" w:color="auto"/>
+        <w:insideH w:val="single" w:sz="4" w:space="0" w:color="auto"/>
+        <w:insideV w:val="single" w:sz="4" w:space="0" w:color="auto"/>
+      </w:tblBorders>
+    </w:tblPr>
   </w:style>
 </w:styles>
 </file>
